--- a/guides/faculty-machine-guide.docx
+++ b/guides/faculty-machine-guide.docx
@@ -1134,15 +1134,12 @@
     </w:p>
     <w:p>
       <w:pPr>
-        <w:keepNext w:val="0"/>
-        <w:spacing w:before="0" w:after="120" w:line="312" w:lineRule="auto"/>
+        <w:keepNext/>
+        <w:spacing w:before="0" w:after="40" w:line="312" w:lineRule="auto"/>
       </w:pPr>
       <w:r>
         <w:rPr>
           <w:rFonts w:ascii="Leelawadee UI" w:hAnsi="Leelawadee UI" w:eastAsia="Leelawadee UI" w:cs="Leelawadee UI"/>
-          <w:color w:val="585868"/>
-          <w:sz w:val="20"/>
-          <w:szCs w:val="20"/>
         </w:rPr>
         <w:t xml:space="preserve">ตอน </w:t>
       </w:r>
@@ -1150,19 +1147,190 @@
         <w:rPr>
           <w:rFonts w:ascii="Consolas" w:hAnsi="Consolas" w:eastAsia="Leelawadee UI" w:cs="Leelawadee UI"/>
           <w:color w:val="A3185C"/>
-          <w:sz w:val="17"/>
-          <w:szCs w:val="17"/>
+          <w:sz w:val="19"/>
+          <w:szCs w:val="19"/>
         </w:rPr>
         <w:t>gh auth login</w:t>
       </w:r>
       <w:r>
         <w:rPr>
           <w:rFonts w:ascii="Leelawadee UI" w:hAnsi="Leelawadee UI" w:eastAsia="Leelawadee UI" w:cs="Leelawadee UI"/>
-          <w:color w:val="585868"/>
-          <w:sz w:val="20"/>
-          <w:szCs w:val="20"/>
         </w:rPr>
-        <w:t xml:space="preserve"> เลือก GitHub.com → HTTPS → Login with a web browser แล้วใส่รหัสที่ขึ้นบนจอในหน้าเว็บ</w:t>
+        <w:t xml:space="preserve"> จะต้อง login GitHub ผ่าน Chrome:</w:t>
+      </w:r>
+    </w:p>
+    <w:p>
+      <w:pPr>
+        <w:pStyle w:val="ListBullet"/>
+        <w:spacing w:before="0" w:after="60" w:line="312" w:lineRule="auto"/>
+      </w:pPr>
+      <w:r>
+        <w:rPr>
+          <w:rFonts w:ascii="Leelawadee UI" w:hAnsi="Leelawadee UI" w:eastAsia="Leelawadee UI" w:cs="Leelawadee UI"/>
+        </w:rPr>
+        <w:t>เลือก GitHub.com → HTTPS → Login with a web browser</w:t>
+      </w:r>
+    </w:p>
+    <w:p>
+      <w:pPr>
+        <w:pStyle w:val="ListBullet"/>
+        <w:spacing w:before="0" w:after="60" w:line="312" w:lineRule="auto"/>
+      </w:pPr>
+      <w:r>
+        <w:rPr>
+          <w:rFonts w:ascii="Leelawadee UI" w:hAnsi="Leelawadee UI" w:eastAsia="Leelawadee UI" w:cs="Leelawadee UI"/>
+        </w:rPr>
+        <w:t>PowerShell จะโชว์รหัส 8 ตัว เช่น ABCD-1234 กด Enter แล้ว Chrome จะเปิดขึ้นมาเอง</w:t>
+      </w:r>
+    </w:p>
+    <w:p>
+      <w:pPr>
+        <w:pStyle w:val="ListBullet"/>
+        <w:spacing w:before="0" w:after="60" w:line="312" w:lineRule="auto"/>
+      </w:pPr>
+      <w:r>
+        <w:rPr>
+          <w:rFonts w:ascii="Leelawadee UI" w:hAnsi="Leelawadee UI" w:eastAsia="Leelawadee UI" w:cs="Leelawadee UI"/>
+        </w:rPr>
+        <w:t>ใน Chrome ให้ login บัญชี GitHub ใส่รหัส 8 ตัว แล้วกด Authorize</w:t>
+      </w:r>
+    </w:p>
+    <w:p>
+      <w:pPr>
+        <w:pStyle w:val="ListBullet"/>
+        <w:spacing w:before="0" w:after="60" w:line="312" w:lineRule="auto"/>
+      </w:pPr>
+      <w:r>
+        <w:rPr>
+          <w:rFonts w:ascii="Leelawadee UI" w:hAnsi="Leelawadee UI" w:eastAsia="Leelawadee UI" w:cs="Leelawadee UI"/>
+        </w:rPr>
+        <w:t>กลับไปที่ PowerShell ถ้าขึ้นว่า Logged in as ชื่อบัญชี แปลว่าเสร็จ</w:t>
+      </w:r>
+    </w:p>
+    <w:tbl>
+      <w:tblPr>
+        <w:tblW w:type="auto" w:w="0"/>
+        <w:jc w:val="center"/>
+        <w:tblLook w:firstColumn="1" w:firstRow="1" w:lastColumn="0" w:lastRow="0" w:noHBand="0" w:noVBand="1" w:val="04A0"/>
+        <w:tblCellMar>
+          <w:top w:w="120" w:type="dxa"/>
+          <w:left w:w="200" w:type="dxa"/>
+          <w:bottom w:w="120" w:type="dxa"/>
+          <w:right w:w="160" w:type="dxa"/>
+        </w:tblCellMar>
+      </w:tblPr>
+      <w:tblGrid>
+        <w:gridCol w:w="9412"/>
+      </w:tblGrid>
+      <w:tr>
+        <w:tc>
+          <w:tcPr>
+            <w:tcW w:type="dxa" w:w="9411"/>
+            <w:shd w:val="clear" w:color="auto" w:fill="FBF1E0"/>
+            <w:tcBorders>
+              <w:top w:val="nil" w:sz="0" w:color="auto"/>
+              <w:left w:val="single" w:sz="24" w:color="8F540A"/>
+              <w:bottom w:val="nil" w:sz="0" w:color="auto"/>
+              <w:right w:val="nil" w:sz="0" w:color="auto"/>
+            </w:tcBorders>
+          </w:tcPr>
+          <w:p>
+            <w:pPr>
+              <w:spacing w:before="0" w:after="60" w:line="300" w:lineRule="auto"/>
+            </w:pPr>
+            <w:r>
+              <w:rPr>
+                <w:rFonts w:ascii="Leelawadee UI" w:hAnsi="Leelawadee UI" w:eastAsia="Leelawadee UI" w:cs="Leelawadee UI"/>
+                <w:b/>
+                <w:bCs/>
+                <w:color w:val="8F540A"/>
+                <w:sz w:val="22"/>
+                <w:szCs w:val="22"/>
+              </w:rPr>
+              <w:t>เครื่องนี้คนอื่นใช้ด้วย</w:t>
+            </w:r>
+          </w:p>
+          <w:p>
+            <w:pPr>
+              <w:spacing w:before="0" w:after="40" w:line="312" w:lineRule="auto"/>
+            </w:pPr>
+            <w:r>
+              <w:rPr>
+                <w:rFonts w:ascii="Leelawadee UI" w:hAnsi="Leelawadee UI" w:eastAsia="Leelawadee UI" w:cs="Leelawadee UI"/>
+                <w:sz w:val="21"/>
+                <w:szCs w:val="21"/>
+              </w:rPr>
+              <w:t xml:space="preserve">ตอน Chrome ถามว่าจะบันทึกรหัสผ่านไหม ให้กด </w:t>
+            </w:r>
+            <w:r>
+              <w:rPr>
+                <w:rFonts w:ascii="Leelawadee UI" w:hAnsi="Leelawadee UI" w:eastAsia="Leelawadee UI" w:cs="Leelawadee UI"/>
+                <w:b/>
+                <w:bCs/>
+                <w:color w:val="17171E"/>
+                <w:sz w:val="21"/>
+                <w:szCs w:val="21"/>
+              </w:rPr>
+              <w:t>ไม่</w:t>
+            </w:r>
+          </w:p>
+          <w:p>
+            <w:pPr>
+              <w:spacing w:before="0" w:after="40" w:line="312" w:lineRule="auto"/>
+            </w:pPr>
+            <w:r>
+              <w:rPr>
+                <w:rFonts w:ascii="Leelawadee UI" w:hAnsi="Leelawadee UI" w:eastAsia="Leelawadee UI" w:cs="Leelawadee UI"/>
+                <w:sz w:val="21"/>
+                <w:szCs w:val="21"/>
+              </w:rPr>
+              <w:t xml:space="preserve">ถ้าอยากให้บัญชีหลุดเองตอนปิด ใช้ Chrome หน้าต่าง </w:t>
+            </w:r>
+            <w:r>
+              <w:rPr>
+                <w:rFonts w:ascii="Leelawadee UI" w:hAnsi="Leelawadee UI" w:eastAsia="Leelawadee UI" w:cs="Leelawadee UI"/>
+                <w:b/>
+                <w:bCs/>
+                <w:color w:val="17171E"/>
+                <w:sz w:val="21"/>
+                <w:szCs w:val="21"/>
+              </w:rPr>
+              <w:t>Incognito</w:t>
+            </w:r>
+            <w:r>
+              <w:rPr>
+                <w:rFonts w:ascii="Leelawadee UI" w:hAnsi="Leelawadee UI" w:eastAsia="Leelawadee UI" w:cs="Leelawadee UI"/>
+                <w:sz w:val="21"/>
+                <w:szCs w:val="21"/>
+              </w:rPr>
+              <w:t xml:space="preserve"> (Ctrl+Shift+N) แล้วพิมพ์ github.com/login/device เองเพื่อใส่รหัส 8 ตัว</w:t>
+            </w:r>
+          </w:p>
+          <w:p>
+            <w:pPr>
+              <w:spacing w:before="0" w:after="40" w:line="312" w:lineRule="auto"/>
+            </w:pPr>
+            <w:r>
+              <w:rPr>
+                <w:rFonts w:ascii="Leelawadee UI" w:hAnsi="Leelawadee UI" w:eastAsia="Leelawadee UI" w:cs="Leelawadee UI"/>
+                <w:sz w:val="21"/>
+                <w:szCs w:val="21"/>
+              </w:rPr>
+              <w:t>ก่อนกลับต้อง logout ให้ครบตามบทที่ 4</w:t>
+            </w:r>
+          </w:p>
+        </w:tc>
+      </w:tr>
+    </w:tbl>
+    <w:p>
+      <w:pPr>
+        <w:spacing w:before="0" w:after="80" w:line="240" w:lineRule="auto"/>
+      </w:pPr>
+      <w:r>
+        <w:rPr>
+          <w:sz w:val="4"/>
+          <w:szCs w:val="4"/>
+        </w:rPr>
       </w:r>
     </w:p>
     <w:p>
@@ -2852,6 +3020,14 @@
     </w:p>
     <w:p>
       <w:pPr>
+        <w:pStyle w:val="Heading2"/>
+      </w:pPr>
+      <w:r>
+        <w:t>เก็บงาน</w:t>
+      </w:r>
+    </w:p>
+    <w:p>
+      <w:pPr>
         <w:pStyle w:val="ListBullet"/>
         <w:spacing w:before="0" w:after="60" w:line="312" w:lineRule="auto"/>
       </w:pPr>
@@ -2939,17 +3115,8 @@
       <w:r>
         <w:rPr>
           <w:rFonts w:ascii="Leelawadee UI" w:hAnsi="Leelawadee UI" w:eastAsia="Leelawadee UI" w:cs="Leelawadee UI"/>
-          <w:b/>
-          <w:bCs/>
-          <w:color w:val="17171E"/>
         </w:rPr>
-        <w:t>logout GitHub</w:t>
-      </w:r>
-      <w:r>
-        <w:rPr>
-          <w:rFonts w:ascii="Leelawadee UI" w:hAnsi="Leelawadee UI" w:eastAsia="Leelawadee UI" w:cs="Leelawadee UI"/>
-        </w:rPr>
-        <w:t xml:space="preserve"> ด้วยคำสั่ง </w:t>
+        <w:t xml:space="preserve">โฟลเดอร์ </w:t>
       </w:r>
       <w:r>
         <w:rPr>
@@ -2958,13 +3125,13 @@
           <w:sz w:val="19"/>
           <w:szCs w:val="19"/>
         </w:rPr>
-        <w:t>gh auth logout</w:t>
+        <w:t>ai-tutor</w:t>
       </w:r>
       <w:r>
         <w:rPr>
           <w:rFonts w:ascii="Leelawadee UI" w:hAnsi="Leelawadee UI" w:eastAsia="Leelawadee UI" w:cs="Leelawadee UI"/>
         </w:rPr>
-        <w:t xml:space="preserve"> และ </w:t>
+        <w:t xml:space="preserve"> </w:t>
       </w:r>
       <w:r>
         <w:rPr>
@@ -2973,13 +3140,387 @@
           <w:bCs/>
           <w:color w:val="17171E"/>
         </w:rPr>
-        <w:t>logout Claude</w:t>
+        <w:t>ยังอยู่ในเครื่องหลัง logout</w:t>
       </w:r>
       <w:r>
         <w:rPr>
           <w:rFonts w:ascii="Leelawadee UI" w:hAnsi="Leelawadee UI" w:eastAsia="Leelawadee UI" w:cs="Leelawadee UI"/>
         </w:rPr>
-        <w:t xml:space="preserve"> ในแอป เพราะเครื่องนี้คนอื่นใช้ต่อ</w:t>
+        <w:t xml:space="preserve"> คนที่ใช้เครื่องต่อเปิดดูได้ ห้ามเก็บรหัสผ่านหรือ token ไว้ในไฟล์ไหนเลย ครั้งหน้าเช็กรหัสไฟล์โจทย์ (ขั้น 9) ทุกครั้งเผื่อมีคนแก้</w:t>
+      </w:r>
+    </w:p>
+    <w:p>
+      <w:pPr>
+        <w:pStyle w:val="Heading2"/>
+      </w:pPr>
+      <w:r>
+        <w:t>logout ให้ครบ 3 ที่</w:t>
+      </w:r>
+    </w:p>
+    <w:p>
+      <w:pPr>
+        <w:keepNext w:val="0"/>
+        <w:spacing w:before="0" w:after="120" w:line="312" w:lineRule="auto"/>
+      </w:pPr>
+      <w:r>
+        <w:rPr>
+          <w:rFonts w:ascii="Leelawadee UI" w:hAnsi="Leelawadee UI" w:eastAsia="Leelawadee UI" w:cs="Leelawadee UI"/>
+        </w:rPr>
+        <w:t>เครื่องนี้คนอื่นใช้ต่อ ถ้าไม่ logout คนต่อไปจะใช้บัญชีเราได้ทั้ง GitHub และ Claude</w:t>
+      </w:r>
+    </w:p>
+    <w:tbl>
+      <w:tblPr>
+        <w:tblW w:type="auto" w:w="0"/>
+        <w:jc w:val="center"/>
+        <w:tblLayout w:type="fixed"/>
+        <w:tblLook w:firstColumn="1" w:firstRow="1" w:lastColumn="0" w:lastRow="0" w:noHBand="0" w:noVBand="1" w:val="04A0"/>
+        <w:tblBorders>
+          <w:top w:val="single" w:sz="4" w:color="E1E1E9"/>
+          <w:left w:val="single" w:sz="4" w:color="E1E1E9"/>
+          <w:bottom w:val="single" w:sz="4" w:color="E1E1E9"/>
+          <w:right w:val="single" w:sz="4" w:color="E1E1E9"/>
+          <w:insideH w:val="single" w:sz="4" w:color="E1E1E9"/>
+          <w:insideV w:val="single" w:sz="4" w:color="E1E1E9"/>
+        </w:tblBorders>
+        <w:tblCellMar>
+          <w:top w:w="90" w:type="dxa"/>
+          <w:left w:w="120" w:type="dxa"/>
+          <w:bottom w:w="90" w:type="dxa"/>
+          <w:right w:w="120" w:type="dxa"/>
+        </w:tblCellMar>
+      </w:tblPr>
+      <w:tblGrid>
+        <w:gridCol w:w="3137"/>
+        <w:gridCol w:w="3137"/>
+        <w:gridCol w:w="3137"/>
+      </w:tblGrid>
+      <w:tr>
+        <w:trPr>
+          <w:cantSplit/>
+          <w:tblHeader w:val="true"/>
+        </w:trPr>
+        <w:tc>
+          <w:tcPr>
+            <w:tcW w:type="dxa" w:w="2041"/>
+            <w:shd w:val="clear" w:color="auto" w:fill="F6EAF0"/>
+          </w:tcPr>
+          <w:p>
+            <w:pPr>
+              <w:keepNext/>
+              <w:spacing w:before="0" w:after="0" w:line="288" w:lineRule="auto"/>
+            </w:pPr>
+            <w:r>
+              <w:rPr>
+                <w:rFonts w:ascii="Leelawadee UI" w:hAnsi="Leelawadee UI" w:eastAsia="Leelawadee UI" w:cs="Leelawadee UI"/>
+                <w:b/>
+                <w:bCs/>
+                <w:color w:val="A3185C"/>
+                <w:sz w:val="19"/>
+                <w:szCs w:val="19"/>
+              </w:rPr>
+              <w:t>ที่</w:t>
+            </w:r>
+          </w:p>
+        </w:tc>
+        <w:tc>
+          <w:tcPr>
+            <w:tcW w:type="dxa" w:w="4082"/>
+            <w:shd w:val="clear" w:color="auto" w:fill="F6EAF0"/>
+          </w:tcPr>
+          <w:p>
+            <w:pPr>
+              <w:keepNext/>
+              <w:spacing w:before="0" w:after="0" w:line="288" w:lineRule="auto"/>
+            </w:pPr>
+            <w:r>
+              <w:rPr>
+                <w:rFonts w:ascii="Leelawadee UI" w:hAnsi="Leelawadee UI" w:eastAsia="Leelawadee UI" w:cs="Leelawadee UI"/>
+                <w:b/>
+                <w:bCs/>
+                <w:color w:val="A3185C"/>
+                <w:sz w:val="19"/>
+                <w:szCs w:val="19"/>
+              </w:rPr>
+              <w:t>ทำยังไง</w:t>
+            </w:r>
+          </w:p>
+        </w:tc>
+        <w:tc>
+          <w:tcPr>
+            <w:tcW w:type="dxa" w:w="3288"/>
+            <w:shd w:val="clear" w:color="auto" w:fill="F6EAF0"/>
+          </w:tcPr>
+          <w:p>
+            <w:pPr>
+              <w:keepNext/>
+              <w:spacing w:before="0" w:after="0" w:line="288" w:lineRule="auto"/>
+            </w:pPr>
+            <w:r>
+              <w:rPr>
+                <w:rFonts w:ascii="Leelawadee UI" w:hAnsi="Leelawadee UI" w:eastAsia="Leelawadee UI" w:cs="Leelawadee UI"/>
+                <w:b/>
+                <w:bCs/>
+                <w:color w:val="A3185C"/>
+                <w:sz w:val="19"/>
+                <w:szCs w:val="19"/>
+              </w:rPr>
+              <w:t>เช็กว่าหลุดแล้ว</w:t>
+            </w:r>
+          </w:p>
+        </w:tc>
+      </w:tr>
+      <w:tr>
+        <w:trPr>
+          <w:cantSplit/>
+        </w:trPr>
+        <w:tc>
+          <w:tcPr>
+            <w:tcW w:type="dxa" w:w="2041"/>
+          </w:tcPr>
+          <w:p>
+            <w:pPr>
+              <w:keepNext/>
+              <w:spacing w:before="0" w:after="0" w:line="288" w:lineRule="auto"/>
+            </w:pPr>
+            <w:r>
+              <w:rPr>
+                <w:rFonts w:ascii="Leelawadee UI" w:hAnsi="Leelawadee UI" w:eastAsia="Leelawadee UI" w:cs="Leelawadee UI"/>
+                <w:b/>
+                <w:bCs/>
+                <w:color w:val="17171E"/>
+                <w:sz w:val="19"/>
+                <w:szCs w:val="19"/>
+              </w:rPr>
+              <w:t>GitHub ใน PowerShell</w:t>
+            </w:r>
+          </w:p>
+        </w:tc>
+        <w:tc>
+          <w:tcPr>
+            <w:tcW w:type="dxa" w:w="4082"/>
+          </w:tcPr>
+          <w:p>
+            <w:pPr>
+              <w:keepNext/>
+              <w:spacing w:before="0" w:after="0" w:line="288" w:lineRule="auto"/>
+            </w:pPr>
+            <w:r>
+              <w:rPr>
+                <w:rFonts w:ascii="Leelawadee UI" w:hAnsi="Leelawadee UI" w:eastAsia="Leelawadee UI" w:cs="Leelawadee UI"/>
+                <w:sz w:val="19"/>
+                <w:szCs w:val="19"/>
+              </w:rPr>
+              <w:t xml:space="preserve">พิมพ์ </w:t>
+            </w:r>
+            <w:r>
+              <w:rPr>
+                <w:rFonts w:ascii="Consolas" w:hAnsi="Consolas" w:eastAsia="Leelawadee UI" w:cs="Leelawadee UI"/>
+                <w:color w:val="A3185C"/>
+                <w:sz w:val="16"/>
+                <w:szCs w:val="16"/>
+              </w:rPr>
+              <w:t>gh auth logout</w:t>
+            </w:r>
+            <w:r>
+              <w:rPr>
+                <w:rFonts w:ascii="Leelawadee UI" w:hAnsi="Leelawadee UI" w:eastAsia="Leelawadee UI" w:cs="Leelawadee UI"/>
+                <w:sz w:val="19"/>
+                <w:szCs w:val="19"/>
+              </w:rPr>
+              <w:t xml:space="preserve"> แล้วกด Enter ยืนยัน</w:t>
+            </w:r>
+          </w:p>
+        </w:tc>
+        <w:tc>
+          <w:tcPr>
+            <w:tcW w:type="dxa" w:w="3288"/>
+          </w:tcPr>
+          <w:p>
+            <w:pPr>
+              <w:keepNext/>
+              <w:spacing w:before="0" w:after="0" w:line="288" w:lineRule="auto"/>
+            </w:pPr>
+            <w:r>
+              <w:rPr>
+                <w:rFonts w:ascii="Leelawadee UI" w:hAnsi="Leelawadee UI" w:eastAsia="Leelawadee UI" w:cs="Leelawadee UI"/>
+                <w:sz w:val="19"/>
+                <w:szCs w:val="19"/>
+              </w:rPr>
+              <w:t xml:space="preserve">พิมพ์ </w:t>
+            </w:r>
+            <w:r>
+              <w:rPr>
+                <w:rFonts w:ascii="Consolas" w:hAnsi="Consolas" w:eastAsia="Leelawadee UI" w:cs="Leelawadee UI"/>
+                <w:color w:val="A3185C"/>
+                <w:sz w:val="16"/>
+                <w:szCs w:val="16"/>
+              </w:rPr>
+              <w:t>gh auth status</w:t>
+            </w:r>
+            <w:r>
+              <w:rPr>
+                <w:rFonts w:ascii="Leelawadee UI" w:hAnsi="Leelawadee UI" w:eastAsia="Leelawadee UI" w:cs="Leelawadee UI"/>
+                <w:sz w:val="19"/>
+                <w:szCs w:val="19"/>
+              </w:rPr>
+              <w:t xml:space="preserve"> ต้องขึ้นว่ายังไม่ได้ login</w:t>
+            </w:r>
+          </w:p>
+        </w:tc>
+      </w:tr>
+      <w:tr>
+        <w:trPr>
+          <w:cantSplit/>
+        </w:trPr>
+        <w:tc>
+          <w:tcPr>
+            <w:tcW w:type="dxa" w:w="2041"/>
+          </w:tcPr>
+          <w:p>
+            <w:pPr>
+              <w:keepNext/>
+              <w:spacing w:before="0" w:after="0" w:line="288" w:lineRule="auto"/>
+            </w:pPr>
+            <w:r>
+              <w:rPr>
+                <w:rFonts w:ascii="Leelawadee UI" w:hAnsi="Leelawadee UI" w:eastAsia="Leelawadee UI" w:cs="Leelawadee UI"/>
+                <w:b/>
+                <w:bCs/>
+                <w:color w:val="17171E"/>
+                <w:sz w:val="19"/>
+                <w:szCs w:val="19"/>
+              </w:rPr>
+              <w:t>GitHub ใน Chrome</w:t>
+            </w:r>
+          </w:p>
+        </w:tc>
+        <w:tc>
+          <w:tcPr>
+            <w:tcW w:type="dxa" w:w="4082"/>
+          </w:tcPr>
+          <w:p>
+            <w:pPr>
+              <w:keepNext/>
+              <w:spacing w:before="0" w:after="0" w:line="288" w:lineRule="auto"/>
+            </w:pPr>
+            <w:r>
+              <w:rPr>
+                <w:rFonts w:ascii="Leelawadee UI" w:hAnsi="Leelawadee UI" w:eastAsia="Leelawadee UI" w:cs="Leelawadee UI"/>
+                <w:sz w:val="19"/>
+                <w:szCs w:val="19"/>
+              </w:rPr>
+              <w:t>เข้า github.com กดรูปโปรไฟล์มุมขวาบน → Sign out (ถ้าใช้ Incognito แค่ปิดหน้าต่างก็พอ)</w:t>
+            </w:r>
+          </w:p>
+        </w:tc>
+        <w:tc>
+          <w:tcPr>
+            <w:tcW w:type="dxa" w:w="3288"/>
+          </w:tcPr>
+          <w:p>
+            <w:pPr>
+              <w:keepNext/>
+              <w:spacing w:before="0" w:after="0" w:line="288" w:lineRule="auto"/>
+            </w:pPr>
+            <w:r>
+              <w:rPr>
+                <w:rFonts w:ascii="Leelawadee UI" w:hAnsi="Leelawadee UI" w:eastAsia="Leelawadee UI" w:cs="Leelawadee UI"/>
+                <w:sz w:val="19"/>
+                <w:szCs w:val="19"/>
+              </w:rPr>
+              <w:t>เปิด github.com ใหม่ ต้องเห็นปุ่ม Sign in</w:t>
+            </w:r>
+          </w:p>
+        </w:tc>
+      </w:tr>
+      <w:tr>
+        <w:trPr>
+          <w:cantSplit/>
+        </w:trPr>
+        <w:tc>
+          <w:tcPr>
+            <w:tcW w:type="dxa" w:w="2041"/>
+          </w:tcPr>
+          <w:p>
+            <w:pPr>
+              <w:spacing w:before="0" w:after="0" w:line="288" w:lineRule="auto"/>
+            </w:pPr>
+            <w:r>
+              <w:rPr>
+                <w:rFonts w:ascii="Leelawadee UI" w:hAnsi="Leelawadee UI" w:eastAsia="Leelawadee UI" w:cs="Leelawadee UI"/>
+                <w:b/>
+                <w:bCs/>
+                <w:color w:val="17171E"/>
+                <w:sz w:val="19"/>
+                <w:szCs w:val="19"/>
+              </w:rPr>
+              <w:t>แอป Claude</w:t>
+            </w:r>
+          </w:p>
+        </w:tc>
+        <w:tc>
+          <w:tcPr>
+            <w:tcW w:type="dxa" w:w="4082"/>
+          </w:tcPr>
+          <w:p>
+            <w:pPr>
+              <w:spacing w:before="0" w:after="0" w:line="288" w:lineRule="auto"/>
+            </w:pPr>
+            <w:r>
+              <w:rPr>
+                <w:rFonts w:ascii="Leelawadee UI" w:hAnsi="Leelawadee UI" w:eastAsia="Leelawadee UI" w:cs="Leelawadee UI"/>
+                <w:sz w:val="19"/>
+                <w:szCs w:val="19"/>
+              </w:rPr>
+              <w:t>กดชื่อบัญชีมุมซ้ายล่าง → Log out</w:t>
+            </w:r>
+          </w:p>
+        </w:tc>
+        <w:tc>
+          <w:tcPr>
+            <w:tcW w:type="dxa" w:w="3288"/>
+          </w:tcPr>
+          <w:p>
+            <w:pPr>
+              <w:spacing w:before="0" w:after="0" w:line="288" w:lineRule="auto"/>
+            </w:pPr>
+            <w:r>
+              <w:rPr>
+                <w:rFonts w:ascii="Leelawadee UI" w:hAnsi="Leelawadee UI" w:eastAsia="Leelawadee UI" w:cs="Leelawadee UI"/>
+                <w:sz w:val="19"/>
+                <w:szCs w:val="19"/>
+              </w:rPr>
+              <w:t>เปิดแอปใหม่ ต้องขึ้นหน้า login</w:t>
+            </w:r>
+          </w:p>
+        </w:tc>
+      </w:tr>
+    </w:tbl>
+    <w:p>
+      <w:pPr>
+        <w:spacing w:before="0" w:after="160" w:line="240" w:lineRule="auto"/>
+      </w:pPr>
+      <w:r>
+        <w:rPr>
+          <w:sz w:val="4"/>
+          <w:szCs w:val="4"/>
+        </w:rPr>
+      </w:r>
+    </w:p>
+    <w:p>
+      <w:pPr>
+        <w:keepNext w:val="0"/>
+        <w:spacing w:before="0" w:after="120" w:line="312" w:lineRule="auto"/>
+      </w:pPr>
+      <w:r>
+        <w:rPr>
+          <w:rFonts w:ascii="Leelawadee UI" w:hAnsi="Leelawadee UI" w:eastAsia="Leelawadee UI" w:cs="Leelawadee UI"/>
+          <w:color w:val="585868"/>
+          <w:sz w:val="20"/>
+          <w:szCs w:val="20"/>
+        </w:rPr>
+        <w:t>ถ้าเผลอให้ Chrome บันทึกรหัสผ่านไว้ ให้ลบที่ Chrome → การตั้งค่า → รหัสผ่าน แล้วลบรายการ github.com</w:t>
       </w:r>
     </w:p>
     <w:p>

--- a/guides/faculty-machine-guide.docx
+++ b/guides/faculty-machine-guide.docx
@@ -201,6 +201,38 @@
                 <w:sz w:val="21"/>
                 <w:szCs w:val="21"/>
               </w:rPr>
+              <w:t>ไม่ต้อง login GitHub บนเครื่องนี้</w:t>
+            </w:r>
+            <w:r>
+              <w:rPr>
+                <w:rFonts w:ascii="Leelawadee UI" w:hAnsi="Leelawadee UI" w:eastAsia="Leelawadee UI" w:cs="Leelawadee UI"/>
+                <w:sz w:val="21"/>
+                <w:szCs w:val="21"/>
+              </w:rPr>
+              <w:t xml:space="preserve"> โค้ดมาจากไฟล์ zip ในแฟลชไดรฟ์ ผลวัดก็ใส่แฟลชไดรฟ์กลับ</w:t>
+            </w:r>
+          </w:p>
+          <w:p>
+            <w:pPr>
+              <w:spacing w:before="0" w:after="40" w:line="312" w:lineRule="auto"/>
+            </w:pPr>
+            <w:r>
+              <w:rPr>
+                <w:rFonts w:ascii="Leelawadee UI" w:hAnsi="Leelawadee UI" w:eastAsia="Leelawadee UI" w:cs="Leelawadee UI"/>
+                <w:sz w:val="21"/>
+                <w:szCs w:val="21"/>
+              </w:rPr>
+              <w:t xml:space="preserve">ถ้าใช้ Claude บนเครื่องนี้ </w:t>
+            </w:r>
+            <w:r>
+              <w:rPr>
+                <w:rFonts w:ascii="Leelawadee UI" w:hAnsi="Leelawadee UI" w:eastAsia="Leelawadee UI" w:cs="Leelawadee UI"/>
+                <w:b/>
+                <w:bCs/>
+                <w:color w:val="17171E"/>
+                <w:sz w:val="21"/>
+                <w:szCs w:val="21"/>
+              </w:rPr>
               <w:t>ก่อนกลับต้อง logout</w:t>
             </w:r>
             <w:r>
@@ -209,7 +241,7 @@
                 <w:sz w:val="21"/>
                 <w:szCs w:val="21"/>
               </w:rPr>
-              <w:t xml:space="preserve"> ทั้ง Claude และ GitHub เพราะเครื่องนี้คนอื่นใช้ด้วย</w:t>
+              <w:t xml:space="preserve"> เพราะเครื่องนี้คนอื่นใช้ด้วย</w:t>
             </w:r>
           </w:p>
         </w:tc>
@@ -246,13 +278,13 @@
           <w:bCs/>
           <w:color w:val="17171E"/>
         </w:rPr>
-        <w:t>บัญชี GitHub ที่เข้า repo fourtoyou/ai-tutor ได้</w:t>
+        <w:t>แฟลชไดรฟ์ที่มีไฟล์ ai-tutor.zip</w:t>
       </w:r>
       <w:r>
         <w:rPr>
           <w:rFonts w:ascii="Leelawadee UI" w:hAnsi="Leelawadee UI" w:eastAsia="Leelawadee UI" w:cs="Leelawadee UI"/>
         </w:rPr>
-        <w:t xml:space="preserve"> repo นี้เป็นแบบส่วนตัว ถ้าเพื่อนจะใช้ ต้องให้เจ้าของเชิญเข้า repo ก่อน</w:t>
+        <w:t xml:space="preserve"> A เตรียมจากโน้ตบุ๊ก ในนั้นมีโค้ด โจทย์ทดสอบ คู่มือ และ CLAUDE.md ครบ</w:t>
       </w:r>
     </w:p>
     <w:p>
@@ -570,7 +602,7 @@
                 <w:sz w:val="19"/>
                 <w:szCs w:val="19"/>
               </w:rPr>
-              <w:t>Git</w:t>
+              <w:t>Git (ถ้าจะใช้ Claude)</w:t>
             </w:r>
           </w:p>
         </w:tc>
@@ -608,7 +640,18 @@
                 <w:sz w:val="19"/>
                 <w:szCs w:val="19"/>
               </w:rPr>
-              <w:t>กด Next ไปจนจบได้เลย Claude ต้องใช้ตัวนี้ด้วย</w:t>
+              <w:t xml:space="preserve">Claude ต้องใช้ตัวนี้ กด Next ไปจนจบ </w:t>
+            </w:r>
+            <w:r>
+              <w:rPr>
+                <w:rFonts w:ascii="Leelawadee UI" w:hAnsi="Leelawadee UI" w:eastAsia="Leelawadee UI" w:cs="Leelawadee UI"/>
+                <w:b/>
+                <w:bCs/>
+                <w:color w:val="17171E"/>
+                <w:sz w:val="19"/>
+                <w:szCs w:val="19"/>
+              </w:rPr>
+              <w:t>ไม่ต้อง login อะไร</w:t>
             </w:r>
           </w:p>
         </w:tc>
@@ -635,7 +678,7 @@
                 <w:sz w:val="19"/>
                 <w:szCs w:val="19"/>
               </w:rPr>
-              <w:t>GitHub CLI</w:t>
+              <w:t>Python 3.12</w:t>
             </w:r>
           </w:p>
         </w:tc>
@@ -654,7 +697,7 @@
                 <w:sz w:val="19"/>
                 <w:szCs w:val="19"/>
               </w:rPr>
-              <w:t>cli.github.com</w:t>
+              <w:t>python.org</w:t>
             </w:r>
           </w:p>
         </w:tc>
@@ -665,68 +708,6 @@
           <w:p>
             <w:pPr>
               <w:keepNext/>
-              <w:spacing w:before="0" w:after="0" w:line="288" w:lineRule="auto"/>
-            </w:pPr>
-            <w:r>
-              <w:rPr>
-                <w:rFonts w:ascii="Leelawadee UI" w:hAnsi="Leelawadee UI" w:eastAsia="Leelawadee UI" w:cs="Leelawadee UI"/>
-                <w:sz w:val="19"/>
-                <w:szCs w:val="19"/>
-              </w:rPr>
-              <w:t>ใช้ดึงโค้ดจาก repo ส่วนตัวของเรา</w:t>
-            </w:r>
-          </w:p>
-        </w:tc>
-      </w:tr>
-      <w:tr>
-        <w:trPr>
-          <w:cantSplit/>
-        </w:trPr>
-        <w:tc>
-          <w:tcPr>
-            <w:tcW w:type="dxa" w:w="1928"/>
-          </w:tcPr>
-          <w:p>
-            <w:pPr>
-              <w:spacing w:before="0" w:after="0" w:line="288" w:lineRule="auto"/>
-            </w:pPr>
-            <w:r>
-              <w:rPr>
-                <w:rFonts w:ascii="Leelawadee UI" w:hAnsi="Leelawadee UI" w:eastAsia="Leelawadee UI" w:cs="Leelawadee UI"/>
-                <w:b/>
-                <w:bCs/>
-                <w:color w:val="17171E"/>
-                <w:sz w:val="19"/>
-                <w:szCs w:val="19"/>
-              </w:rPr>
-              <w:t>Python 3.12</w:t>
-            </w:r>
-          </w:p>
-        </w:tc>
-        <w:tc>
-          <w:tcPr>
-            <w:tcW w:type="dxa" w:w="2154"/>
-          </w:tcPr>
-          <w:p>
-            <w:pPr>
-              <w:spacing w:before="0" w:after="0" w:line="288" w:lineRule="auto"/>
-            </w:pPr>
-            <w:r>
-              <w:rPr>
-                <w:rFonts w:ascii="Leelawadee UI" w:hAnsi="Leelawadee UI" w:eastAsia="Leelawadee UI" w:cs="Leelawadee UI"/>
-                <w:sz w:val="19"/>
-                <w:szCs w:val="19"/>
-              </w:rPr>
-              <w:t>python.org</w:t>
-            </w:r>
-          </w:p>
-        </w:tc>
-        <w:tc>
-          <w:tcPr>
-            <w:tcW w:type="dxa" w:w="5329"/>
-          </w:tcPr>
-          <w:p>
-            <w:pPr>
               <w:spacing w:before="0" w:after="0" w:line="288" w:lineRule="auto"/>
             </w:pPr>
             <w:r>
@@ -977,40 +958,6 @@
     </w:p>
     <w:p>
       <w:pPr>
-        <w:keepNext/>
-        <w:spacing w:before="0" w:after="0" w:line="276" w:lineRule="auto"/>
-        <w:ind w:left="113"/>
-        <w:shd w:val="clear" w:color="auto" w:fill="F3F3F6"/>
-      </w:pPr>
-      <w:r>
-        <w:rPr>
-          <w:rFonts w:ascii="Consolas" w:hAnsi="Consolas" w:eastAsia="Leelawadee UI" w:cs="Leelawadee UI"/>
-          <w:color w:val="17171E"/>
-          <w:sz w:val="18"/>
-          <w:szCs w:val="21"/>
-        </w:rPr>
-        <w:t>git --version</w:t>
-      </w:r>
-    </w:p>
-    <w:p>
-      <w:pPr>
-        <w:keepNext/>
-        <w:spacing w:before="0" w:after="0" w:line="276" w:lineRule="auto"/>
-        <w:ind w:left="113"/>
-        <w:shd w:val="clear" w:color="auto" w:fill="F3F3F6"/>
-      </w:pPr>
-      <w:r>
-        <w:rPr>
-          <w:rFonts w:ascii="Consolas" w:hAnsi="Consolas" w:eastAsia="Leelawadee UI" w:cs="Leelawadee UI"/>
-          <w:color w:val="17171E"/>
-          <w:sz w:val="18"/>
-          <w:szCs w:val="21"/>
-        </w:rPr>
-        <w:t>gh --version</w:t>
-      </w:r>
-    </w:p>
-    <w:p>
-      <w:pPr>
         <w:keepNext w:val="0"/>
         <w:spacing w:before="0" w:after="120" w:line="276" w:lineRule="auto"/>
         <w:ind w:left="113"/>
@@ -1035,7 +982,7 @@
         <w:rPr>
           <w:rFonts w:ascii="Leelawadee UI" w:hAnsi="Leelawadee UI" w:eastAsia="Leelawadee UI" w:cs="Leelawadee UI"/>
         </w:rPr>
-        <w:t xml:space="preserve">ต้องขึ้นเลขรุ่นครบทั้ง 4 บรรทัด Python ต้องเป็น </w:t>
+        <w:t xml:space="preserve">ต้องขึ้นเลขรุ่นทั้ง 2 บรรทัด Python ต้องเป็น </w:t>
       </w:r>
       <w:r>
         <w:rPr>
@@ -1078,7 +1025,34 @@
           <w:sz w:val="24"/>
           <w:szCs w:val="24"/>
         </w:rPr>
-        <w:t>ดึงโค้ดลงเครื่อง</w:t>
+        <w:t>เอาโค้ดลงเครื่อง</w:t>
+      </w:r>
+    </w:p>
+    <w:p>
+      <w:pPr>
+        <w:keepNext/>
+        <w:spacing w:before="0" w:after="0" w:line="312" w:lineRule="auto"/>
+      </w:pPr>
+      <w:r>
+        <w:rPr>
+          <w:rFonts w:ascii="Leelawadee UI" w:hAnsi="Leelawadee UI" w:eastAsia="Leelawadee UI" w:cs="Leelawadee UI"/>
+        </w:rPr>
+        <w:t xml:space="preserve">copy ไฟล์ </w:t>
+      </w:r>
+      <w:r>
+        <w:rPr>
+          <w:rFonts w:ascii="Leelawadee UI" w:hAnsi="Leelawadee UI" w:eastAsia="Leelawadee UI" w:cs="Leelawadee UI"/>
+          <w:b/>
+          <w:bCs/>
+          <w:color w:val="17171E"/>
+        </w:rPr>
+        <w:t>ai-tutor.zip</w:t>
+      </w:r>
+      <w:r>
+        <w:rPr>
+          <w:rFonts w:ascii="Leelawadee UI" w:hAnsi="Leelawadee UI" w:eastAsia="Leelawadee UI" w:cs="Leelawadee UI"/>
+        </w:rPr>
+        <w:t xml:space="preserve"> จากแฟลชไดรฟ์ไปไว้ในโฟลเดอร์ Documents แล้วแตกไฟล์:</w:t>
       </w:r>
     </w:p>
     <w:p>
@@ -1095,7 +1069,7 @@
           <w:sz w:val="18"/>
           <w:szCs w:val="21"/>
         </w:rPr>
-        <w:t>gh auth login</w:t>
+        <w:t>cd $HOME\Documents</w:t>
       </w:r>
     </w:p>
     <w:p>
@@ -1112,7 +1086,7 @@
           <w:sz w:val="18"/>
           <w:szCs w:val="21"/>
         </w:rPr>
-        <w:t>gh repo clone fourtoyou/ai-tutor</w:t>
+        <w:t>Expand-Archive ai-tutor.zip -DestinationPath ai-tutor</w:t>
       </w:r>
     </w:p>
     <w:p>
@@ -1134,203 +1108,37 @@
     </w:p>
     <w:p>
       <w:pPr>
-        <w:keepNext/>
-        <w:spacing w:before="0" w:after="40" w:line="312" w:lineRule="auto"/>
+        <w:keepNext w:val="0"/>
+        <w:spacing w:before="0" w:after="120" w:line="312" w:lineRule="auto"/>
       </w:pPr>
       <w:r>
         <w:rPr>
           <w:rFonts w:ascii="Leelawadee UI" w:hAnsi="Leelawadee UI" w:eastAsia="Leelawadee UI" w:cs="Leelawadee UI"/>
+          <w:color w:val="585868"/>
+          <w:sz w:val="20"/>
+          <w:szCs w:val="20"/>
         </w:rPr>
-        <w:t xml:space="preserve">ตอน </w:t>
-      </w:r>
-      <w:r>
-        <w:rPr>
-          <w:rFonts w:ascii="Consolas" w:hAnsi="Consolas" w:eastAsia="Leelawadee UI" w:cs="Leelawadee UI"/>
-          <w:color w:val="A3185C"/>
-          <w:sz w:val="19"/>
-          <w:szCs w:val="19"/>
-        </w:rPr>
-        <w:t>gh auth login</w:t>
+        <w:t xml:space="preserve">จะได้โฟลเดอร์ Documents\ai-tutor ที่มีทุกอย่างครบ </w:t>
       </w:r>
       <w:r>
         <w:rPr>
           <w:rFonts w:ascii="Leelawadee UI" w:hAnsi="Leelawadee UI" w:eastAsia="Leelawadee UI" w:cs="Leelawadee UI"/>
+          <w:b/>
+          <w:bCs/>
+          <w:color w:val="585868"/>
+          <w:sz w:val="20"/>
+          <w:szCs w:val="20"/>
         </w:rPr>
-        <w:t xml:space="preserve"> จะต้อง login GitHub ผ่าน Chrome:</w:t>
+        <w:t>ไม่ต้อง login GitHub</w:t>
       </w:r>
-    </w:p>
-    <w:p>
-      <w:pPr>
-        <w:pStyle w:val="ListBullet"/>
-        <w:spacing w:before="0" w:after="60" w:line="312" w:lineRule="auto"/>
-      </w:pPr>
       <w:r>
         <w:rPr>
           <w:rFonts w:ascii="Leelawadee UI" w:hAnsi="Leelawadee UI" w:eastAsia="Leelawadee UI" w:cs="Leelawadee UI"/>
+          <w:color w:val="585868"/>
+          <w:sz w:val="20"/>
+          <w:szCs w:val="20"/>
         </w:rPr>
-        <w:t>เลือก GitHub.com → HTTPS → Login with a web browser</w:t>
-      </w:r>
-    </w:p>
-    <w:p>
-      <w:pPr>
-        <w:pStyle w:val="ListBullet"/>
-        <w:spacing w:before="0" w:after="60" w:line="312" w:lineRule="auto"/>
-      </w:pPr>
-      <w:r>
-        <w:rPr>
-          <w:rFonts w:ascii="Leelawadee UI" w:hAnsi="Leelawadee UI" w:eastAsia="Leelawadee UI" w:cs="Leelawadee UI"/>
-        </w:rPr>
-        <w:t>PowerShell จะโชว์รหัส 8 ตัว เช่น ABCD-1234 กด Enter แล้ว Chrome จะเปิดขึ้นมาเอง</w:t>
-      </w:r>
-    </w:p>
-    <w:p>
-      <w:pPr>
-        <w:pStyle w:val="ListBullet"/>
-        <w:spacing w:before="0" w:after="60" w:line="312" w:lineRule="auto"/>
-      </w:pPr>
-      <w:r>
-        <w:rPr>
-          <w:rFonts w:ascii="Leelawadee UI" w:hAnsi="Leelawadee UI" w:eastAsia="Leelawadee UI" w:cs="Leelawadee UI"/>
-        </w:rPr>
-        <w:t>ใน Chrome ให้ login บัญชี GitHub ใส่รหัส 8 ตัว แล้วกด Authorize</w:t>
-      </w:r>
-    </w:p>
-    <w:p>
-      <w:pPr>
-        <w:pStyle w:val="ListBullet"/>
-        <w:spacing w:before="0" w:after="60" w:line="312" w:lineRule="auto"/>
-      </w:pPr>
-      <w:r>
-        <w:rPr>
-          <w:rFonts w:ascii="Leelawadee UI" w:hAnsi="Leelawadee UI" w:eastAsia="Leelawadee UI" w:cs="Leelawadee UI"/>
-        </w:rPr>
-        <w:t>กลับไปที่ PowerShell ถ้าขึ้นว่า Logged in as ชื่อบัญชี แปลว่าเสร็จ</w:t>
-      </w:r>
-    </w:p>
-    <w:tbl>
-      <w:tblPr>
-        <w:tblW w:type="auto" w:w="0"/>
-        <w:jc w:val="center"/>
-        <w:tblLook w:firstColumn="1" w:firstRow="1" w:lastColumn="0" w:lastRow="0" w:noHBand="0" w:noVBand="1" w:val="04A0"/>
-        <w:tblCellMar>
-          <w:top w:w="120" w:type="dxa"/>
-          <w:left w:w="200" w:type="dxa"/>
-          <w:bottom w:w="120" w:type="dxa"/>
-          <w:right w:w="160" w:type="dxa"/>
-        </w:tblCellMar>
-      </w:tblPr>
-      <w:tblGrid>
-        <w:gridCol w:w="9412"/>
-      </w:tblGrid>
-      <w:tr>
-        <w:tc>
-          <w:tcPr>
-            <w:tcW w:type="dxa" w:w="9411"/>
-            <w:shd w:val="clear" w:color="auto" w:fill="FBF1E0"/>
-            <w:tcBorders>
-              <w:top w:val="nil" w:sz="0" w:color="auto"/>
-              <w:left w:val="single" w:sz="24" w:color="8F540A"/>
-              <w:bottom w:val="nil" w:sz="0" w:color="auto"/>
-              <w:right w:val="nil" w:sz="0" w:color="auto"/>
-            </w:tcBorders>
-          </w:tcPr>
-          <w:p>
-            <w:pPr>
-              <w:spacing w:before="0" w:after="60" w:line="300" w:lineRule="auto"/>
-            </w:pPr>
-            <w:r>
-              <w:rPr>
-                <w:rFonts w:ascii="Leelawadee UI" w:hAnsi="Leelawadee UI" w:eastAsia="Leelawadee UI" w:cs="Leelawadee UI"/>
-                <w:b/>
-                <w:bCs/>
-                <w:color w:val="8F540A"/>
-                <w:sz w:val="22"/>
-                <w:szCs w:val="22"/>
-              </w:rPr>
-              <w:t>เครื่องนี้คนอื่นใช้ด้วย</w:t>
-            </w:r>
-          </w:p>
-          <w:p>
-            <w:pPr>
-              <w:spacing w:before="0" w:after="40" w:line="312" w:lineRule="auto"/>
-            </w:pPr>
-            <w:r>
-              <w:rPr>
-                <w:rFonts w:ascii="Leelawadee UI" w:hAnsi="Leelawadee UI" w:eastAsia="Leelawadee UI" w:cs="Leelawadee UI"/>
-                <w:sz w:val="21"/>
-                <w:szCs w:val="21"/>
-              </w:rPr>
-              <w:t xml:space="preserve">ตอน Chrome ถามว่าจะบันทึกรหัสผ่านไหม ให้กด </w:t>
-            </w:r>
-            <w:r>
-              <w:rPr>
-                <w:rFonts w:ascii="Leelawadee UI" w:hAnsi="Leelawadee UI" w:eastAsia="Leelawadee UI" w:cs="Leelawadee UI"/>
-                <w:b/>
-                <w:bCs/>
-                <w:color w:val="17171E"/>
-                <w:sz w:val="21"/>
-                <w:szCs w:val="21"/>
-              </w:rPr>
-              <w:t>ไม่</w:t>
-            </w:r>
-          </w:p>
-          <w:p>
-            <w:pPr>
-              <w:spacing w:before="0" w:after="40" w:line="312" w:lineRule="auto"/>
-            </w:pPr>
-            <w:r>
-              <w:rPr>
-                <w:rFonts w:ascii="Leelawadee UI" w:hAnsi="Leelawadee UI" w:eastAsia="Leelawadee UI" w:cs="Leelawadee UI"/>
-                <w:sz w:val="21"/>
-                <w:szCs w:val="21"/>
-              </w:rPr>
-              <w:t xml:space="preserve">ถ้าอยากให้บัญชีหลุดเองตอนปิด ใช้ Chrome หน้าต่าง </w:t>
-            </w:r>
-            <w:r>
-              <w:rPr>
-                <w:rFonts w:ascii="Leelawadee UI" w:hAnsi="Leelawadee UI" w:eastAsia="Leelawadee UI" w:cs="Leelawadee UI"/>
-                <w:b/>
-                <w:bCs/>
-                <w:color w:val="17171E"/>
-                <w:sz w:val="21"/>
-                <w:szCs w:val="21"/>
-              </w:rPr>
-              <w:t>Incognito</w:t>
-            </w:r>
-            <w:r>
-              <w:rPr>
-                <w:rFonts w:ascii="Leelawadee UI" w:hAnsi="Leelawadee UI" w:eastAsia="Leelawadee UI" w:cs="Leelawadee UI"/>
-                <w:sz w:val="21"/>
-                <w:szCs w:val="21"/>
-              </w:rPr>
-              <w:t xml:space="preserve"> (Ctrl+Shift+N) แล้วพิมพ์ github.com/login/device เองเพื่อใส่รหัส 8 ตัว</w:t>
-            </w:r>
-          </w:p>
-          <w:p>
-            <w:pPr>
-              <w:spacing w:before="0" w:after="40" w:line="312" w:lineRule="auto"/>
-            </w:pPr>
-            <w:r>
-              <w:rPr>
-                <w:rFonts w:ascii="Leelawadee UI" w:hAnsi="Leelawadee UI" w:eastAsia="Leelawadee UI" w:cs="Leelawadee UI"/>
-                <w:sz w:val="21"/>
-                <w:szCs w:val="21"/>
-              </w:rPr>
-              <w:t>ก่อนกลับต้อง logout ให้ครบตามบทที่ 4</w:t>
-            </w:r>
-          </w:p>
-        </w:tc>
-      </w:tr>
-    </w:tbl>
-    <w:p>
-      <w:pPr>
-        <w:spacing w:before="0" w:after="80" w:line="240" w:lineRule="auto"/>
-      </w:pPr>
-      <w:r>
-        <w:rPr>
-          <w:sz w:val="4"/>
-          <w:szCs w:val="4"/>
-        </w:rPr>
+        <w:t xml:space="preserve"> และไม่ต้องใช้คำสั่ง git เลย</w:t>
       </w:r>
     </w:p>
     <w:p>
@@ -2007,7 +1815,7 @@
         <w:rPr>
           <w:rFonts w:ascii="Leelawadee UI" w:hAnsi="Leelawadee UI" w:eastAsia="Leelawadee UI" w:cs="Leelawadee UI"/>
         </w:rPr>
-        <w:t xml:space="preserve"> เปิด venv แล้วเอาโค้ดล่าสุดก่อน:</w:t>
+        <w:t xml:space="preserve"> แล้วเปิด venv:</w:t>
       </w:r>
     </w:p>
     <w:p>
@@ -2024,24 +1832,7 @@
           <w:sz w:val="18"/>
           <w:szCs w:val="21"/>
         </w:rPr>
-        <w:t>cd ai-tutor</w:t>
-      </w:r>
-    </w:p>
-    <w:p>
-      <w:pPr>
-        <w:keepNext/>
-        <w:spacing w:before="0" w:after="0" w:line="276" w:lineRule="auto"/>
-        <w:ind w:left="113"/>
-        <w:shd w:val="clear" w:color="auto" w:fill="F3F3F6"/>
-      </w:pPr>
-      <w:r>
-        <w:rPr>
-          <w:rFonts w:ascii="Consolas" w:hAnsi="Consolas" w:eastAsia="Leelawadee UI" w:cs="Leelawadee UI"/>
-          <w:color w:val="17171E"/>
-          <w:sz w:val="18"/>
-          <w:szCs w:val="21"/>
-        </w:rPr>
-        <w:t>.venv\Scripts\Activate.ps1</w:t>
+        <w:t>cd $HOME\Documents\ai-tutor</w:t>
       </w:r>
     </w:p>
     <w:p>
@@ -2058,7 +1849,112 @@
           <w:sz w:val="18"/>
           <w:szCs w:val="21"/>
         </w:rPr>
-        <w:t>git pull</w:t>
+        <w:t>.venv\Scripts\Activate.ps1</w:t>
+      </w:r>
+    </w:p>
+    <w:p>
+      <w:pPr>
+        <w:keepNext/>
+        <w:spacing w:before="0" w:after="0" w:line="312" w:lineRule="auto"/>
+      </w:pPr>
+      <w:r>
+        <w:rPr>
+          <w:rFonts w:ascii="Leelawadee UI" w:hAnsi="Leelawadee UI" w:eastAsia="Leelawadee UI" w:cs="Leelawadee UI"/>
+          <w:color w:val="585868"/>
+          <w:sz w:val="20"/>
+          <w:szCs w:val="20"/>
+        </w:rPr>
+        <w:t xml:space="preserve">ถ้า A เอา </w:t>
+      </w:r>
+      <w:r>
+        <w:rPr>
+          <w:rFonts w:ascii="Leelawadee UI" w:hAnsi="Leelawadee UI" w:eastAsia="Leelawadee UI" w:cs="Leelawadee UI"/>
+          <w:b/>
+          <w:bCs/>
+          <w:color w:val="585868"/>
+          <w:sz w:val="20"/>
+          <w:szCs w:val="20"/>
+        </w:rPr>
+        <w:t>zip ตัวใหม่</w:t>
+      </w:r>
+      <w:r>
+        <w:rPr>
+          <w:rFonts w:ascii="Leelawadee UI" w:hAnsi="Leelawadee UI" w:eastAsia="Leelawadee UI" w:cs="Leelawadee UI"/>
+          <w:color w:val="585868"/>
+          <w:sz w:val="20"/>
+          <w:szCs w:val="20"/>
+        </w:rPr>
+        <w:t xml:space="preserve"> มา (โค้ดอัปเดต) ให้แตกทับของเดิม โฟลเดอร์ </w:t>
+      </w:r>
+      <w:r>
+        <w:rPr>
+          <w:rFonts w:ascii="Consolas" w:hAnsi="Consolas" w:eastAsia="Leelawadee UI" w:cs="Leelawadee UI"/>
+          <w:color w:val="A3185C"/>
+          <w:sz w:val="17"/>
+          <w:szCs w:val="17"/>
+        </w:rPr>
+        <w:t>runs</w:t>
+      </w:r>
+      <w:r>
+        <w:rPr>
+          <w:rFonts w:ascii="Leelawadee UI" w:hAnsi="Leelawadee UI" w:eastAsia="Leelawadee UI" w:cs="Leelawadee UI"/>
+          <w:color w:val="585868"/>
+          <w:sz w:val="20"/>
+          <w:szCs w:val="20"/>
+        </w:rPr>
+        <w:t xml:space="preserve"> กับ </w:t>
+      </w:r>
+      <w:r>
+        <w:rPr>
+          <w:rFonts w:ascii="Consolas" w:hAnsi="Consolas" w:eastAsia="Leelawadee UI" w:cs="Leelawadee UI"/>
+          <w:color w:val="A3185C"/>
+          <w:sz w:val="17"/>
+          <w:szCs w:val="17"/>
+        </w:rPr>
+        <w:t>.venv</w:t>
+      </w:r>
+      <w:r>
+        <w:rPr>
+          <w:rFonts w:ascii="Leelawadee UI" w:hAnsi="Leelawadee UI" w:eastAsia="Leelawadee UI" w:cs="Leelawadee UI"/>
+          <w:color w:val="585868"/>
+          <w:sz w:val="20"/>
+          <w:szCs w:val="20"/>
+        </w:rPr>
+        <w:t xml:space="preserve"> จะยังอยู่ ไม่ต้องลงของใหม่:</w:t>
+      </w:r>
+    </w:p>
+    <w:p>
+      <w:pPr>
+        <w:keepNext/>
+        <w:spacing w:before="120" w:after="0" w:line="276" w:lineRule="auto"/>
+        <w:ind w:left="113"/>
+        <w:shd w:val="clear" w:color="auto" w:fill="F3F3F6"/>
+      </w:pPr>
+      <w:r>
+        <w:rPr>
+          <w:rFonts w:ascii="Consolas" w:hAnsi="Consolas" w:eastAsia="Leelawadee UI" w:cs="Leelawadee UI"/>
+          <w:color w:val="17171E"/>
+          <w:sz w:val="18"/>
+          <w:szCs w:val="21"/>
+        </w:rPr>
+        <w:t>cd $HOME\Documents</w:t>
+      </w:r>
+    </w:p>
+    <w:p>
+      <w:pPr>
+        <w:keepNext w:val="0"/>
+        <w:spacing w:before="0" w:after="120" w:line="276" w:lineRule="auto"/>
+        <w:ind w:left="113"/>
+        <w:shd w:val="clear" w:color="auto" w:fill="F3F3F6"/>
+      </w:pPr>
+      <w:r>
+        <w:rPr>
+          <w:rFonts w:ascii="Consolas" w:hAnsi="Consolas" w:eastAsia="Leelawadee UI" w:cs="Leelawadee UI"/>
+          <w:color w:val="17171E"/>
+          <w:sz w:val="18"/>
+          <w:szCs w:val="21"/>
+        </w:rPr>
+        <w:t>Expand-Archive ai-tutor.zip -DestinationPath ai-tutor -Force</w:t>
       </w:r>
     </w:p>
     <w:p>
@@ -2774,105 +2670,100 @@
         <w:pStyle w:val="Heading2"/>
       </w:pPr>
       <w:r>
-        <w:t>3.3 ส่งผลขึ้นเว็บสถานะ</w:t>
+        <w:t>3.3 เอาผลกลับมาขึ้นเว็บ</w:t>
       </w:r>
     </w:p>
     <w:p>
       <w:pPr>
         <w:keepNext/>
-        <w:spacing w:before="0" w:after="0" w:line="312" w:lineRule="auto"/>
+        <w:spacing w:before="0" w:after="40" w:line="312" w:lineRule="auto"/>
       </w:pPr>
       <w:r>
         <w:rPr>
           <w:rFonts w:ascii="Leelawadee UI" w:hAnsi="Leelawadee UI" w:eastAsia="Leelawadee UI" w:cs="Leelawadee UI"/>
-          <w:color w:val="585868"/>
-          <w:sz w:val="20"/>
-          <w:szCs w:val="20"/>
         </w:rPr>
-        <w:t>ครั้งแรกต้องดึง repo ของเว็บมาวางข้าง ๆ โฟลเดอร์ ai-tutor ก่อน:</w:t>
+        <w:t>เครื่องนี้ไม่ได้ login GitHub เลยส่งขึ้นเว็บจากเครื่องนี้ไม่ได้ ให้ทำแบบนี้แทน:</w:t>
       </w:r>
     </w:p>
     <w:p>
       <w:pPr>
-        <w:keepNext/>
-        <w:spacing w:before="120" w:after="0" w:line="276" w:lineRule="auto"/>
-        <w:ind w:left="113"/>
-        <w:shd w:val="clear" w:color="auto" w:fill="F3F3F6"/>
+        <w:pStyle w:val="ListBullet"/>
+        <w:spacing w:before="0" w:after="60" w:line="312" w:lineRule="auto"/>
       </w:pPr>
       <w:r>
         <w:rPr>
+          <w:rFonts w:ascii="Leelawadee UI" w:hAnsi="Leelawadee UI" w:eastAsia="Leelawadee UI" w:cs="Leelawadee UI"/>
+        </w:rPr>
+        <w:t xml:space="preserve">copy โฟลเดอร์ </w:t>
+      </w:r>
+      <w:r>
+        <w:rPr>
           <w:rFonts w:ascii="Consolas" w:hAnsi="Consolas" w:eastAsia="Leelawadee UI" w:cs="Leelawadee UI"/>
-          <w:color w:val="17171E"/>
-          <w:sz w:val="18"/>
-          <w:szCs w:val="21"/>
+          <w:color w:val="A3185C"/>
+          <w:sz w:val="19"/>
+          <w:szCs w:val="19"/>
         </w:rPr>
-        <w:t>gh repo clone fourtoyou/ai-tutor-status ../ai-tutor-status</w:t>
+        <w:t>runs</w:t>
+      </w:r>
+      <w:r>
+        <w:rPr>
+          <w:rFonts w:ascii="Leelawadee UI" w:hAnsi="Leelawadee UI" w:eastAsia="Leelawadee UI" w:cs="Leelawadee UI"/>
+        </w:rPr>
+        <w:t xml:space="preserve"> ทั้งโฟลเดอร์ใส่แฟลชไดรฟ์</w:t>
       </w:r>
     </w:p>
     <w:p>
       <w:pPr>
-        <w:keepNext/>
-        <w:spacing w:before="0" w:after="0" w:line="276" w:lineRule="auto"/>
-        <w:ind w:left="113"/>
-        <w:shd w:val="clear" w:color="auto" w:fill="F3F3F6"/>
+        <w:pStyle w:val="ListBullet"/>
+        <w:spacing w:before="0" w:after="60" w:line="312" w:lineRule="auto"/>
       </w:pPr>
       <w:r>
         <w:rPr>
+          <w:rFonts w:ascii="Leelawadee UI" w:hAnsi="Leelawadee UI" w:eastAsia="Leelawadee UI" w:cs="Leelawadee UI"/>
+        </w:rPr>
+        <w:t xml:space="preserve">ที่โน้ตบุ๊ก เอาไปวางทับในโฟลเดอร์ </w:t>
+      </w:r>
+      <w:r>
+        <w:rPr>
           <w:rFonts w:ascii="Consolas" w:hAnsi="Consolas" w:eastAsia="Leelawadee UI" w:cs="Leelawadee UI"/>
-          <w:color w:val="17171E"/>
-          <w:sz w:val="18"/>
-          <w:szCs w:val="21"/>
+          <w:color w:val="A3185C"/>
+          <w:sz w:val="19"/>
+          <w:szCs w:val="19"/>
         </w:rPr>
-        <w:t>git -C ../ai-tutor-status config user.name fourtoyou</w:t>
+        <w:t>ai-tutor\runs</w:t>
+      </w:r>
+      <w:r>
+        <w:rPr>
+          <w:rFonts w:ascii="Leelawadee UI" w:hAnsi="Leelawadee UI" w:eastAsia="Leelawadee UI" w:cs="Leelawadee UI"/>
+        </w:rPr>
+        <w:t xml:space="preserve"> ของโน้ตบุ๊ก</w:t>
       </w:r>
     </w:p>
     <w:p>
       <w:pPr>
-        <w:keepNext w:val="0"/>
-        <w:spacing w:before="0" w:after="120" w:line="276" w:lineRule="auto"/>
-        <w:ind w:left="113"/>
-        <w:shd w:val="clear" w:color="auto" w:fill="F3F3F6"/>
-      </w:pPr>
-      <w:r>
-        <w:rPr>
-          <w:rFonts w:ascii="Consolas" w:hAnsi="Consolas" w:eastAsia="Leelawadee UI" w:cs="Leelawadee UI"/>
-          <w:color w:val="17171E"/>
-          <w:sz w:val="18"/>
-          <w:szCs w:val="21"/>
-        </w:rPr>
-        <w:t>git -C ../ai-tutor-status config user.email 191232389+fourtoyou@users.noreply.github.com</w:t>
-      </w:r>
-    </w:p>
-    <w:p>
-      <w:pPr>
-        <w:keepNext/>
-        <w:spacing w:before="0" w:after="0" w:line="312" w:lineRule="auto"/>
+        <w:pStyle w:val="ListBullet"/>
+        <w:spacing w:before="0" w:after="60" w:line="312" w:lineRule="auto"/>
       </w:pPr>
       <w:r>
         <w:rPr>
           <w:rFonts w:ascii="Leelawadee UI" w:hAnsi="Leelawadee UI" w:eastAsia="Leelawadee UI" w:cs="Leelawadee UI"/>
-          <w:color w:val="585868"/>
-          <w:sz w:val="20"/>
-          <w:szCs w:val="20"/>
         </w:rPr>
-        <w:t>หลังจากนั้นทุกครั้งที่อยากอัปเดตเว็บ:</w:t>
+        <w:t xml:space="preserve">ที่โน้ตบุ๊ก รัน </w:t>
       </w:r>
-    </w:p>
-    <w:p>
-      <w:pPr>
-        <w:keepNext w:val="0"/>
-        <w:spacing w:before="120" w:after="120" w:line="276" w:lineRule="auto"/>
-        <w:ind w:left="113"/>
-        <w:shd w:val="clear" w:color="auto" w:fill="F3F3F6"/>
-      </w:pPr>
       <w:r>
         <w:rPr>
           <w:rFonts w:ascii="Consolas" w:hAnsi="Consolas" w:eastAsia="Leelawadee UI" w:cs="Leelawadee UI"/>
-          <w:color w:val="17171E"/>
-          <w:sz w:val="18"/>
-          <w:szCs w:val="21"/>
+          <w:color w:val="A3185C"/>
+          <w:sz w:val="19"/>
+          <w:szCs w:val="19"/>
         </w:rPr>
         <w:t>python tools/build_status.py --publish</w:t>
+      </w:r>
+      <w:r>
+        <w:rPr>
+          <w:rFonts w:ascii="Leelawadee UI" w:hAnsi="Leelawadee UI" w:eastAsia="Leelawadee UI" w:cs="Leelawadee UI"/>
+        </w:rPr>
+        <w:t xml:space="preserve"> ประมาณ 1 นาทีกราฟผลบนเว็บจะขึ้นเอง</w:t>
       </w:r>
     </w:p>
     <w:p>
@@ -2883,8 +2774,11 @@
       <w:r>
         <w:rPr>
           <w:rFonts w:ascii="Leelawadee UI" w:hAnsi="Leelawadee UI" w:eastAsia="Leelawadee UI" w:cs="Leelawadee UI"/>
+          <w:color w:val="585868"/>
+          <w:sz w:val="20"/>
+          <w:szCs w:val="20"/>
         </w:rPr>
-        <w:t>ประมาณ 1 นาทีกราฟผลบนเว็บจะขึ้นเอง เว็บโชว์เฉพาะผลที่วัดกับ Qwen3 ตัวที่ตั้งไว้ในโค้ดเท่านั้น</w:t>
+        <w:t>เว็บโชว์เฉพาะผลที่วัดกับ Qwen3 ตัวที่ตั้งไว้ในโค้ดเท่านั้น</w:t>
       </w:r>
     </w:p>
     <w:p>
@@ -3062,7 +2956,7 @@
         <w:rPr>
           <w:rFonts w:ascii="Leelawadee UI" w:hAnsi="Leelawadee UI" w:eastAsia="Leelawadee UI" w:cs="Leelawadee UI"/>
         </w:rPr>
-        <w:t xml:space="preserve">ผลวัดในโฟลเดอร์ </w:t>
+        <w:t xml:space="preserve">copy โฟลเดอร์ </w:t>
       </w:r>
       <w:r>
         <w:rPr>
@@ -3071,28 +2965,28 @@
           <w:sz w:val="19"/>
           <w:szCs w:val="19"/>
         </w:rPr>
-        <w:t>runs/</w:t>
+        <w:t>runs</w:t>
       </w:r>
       <w:r>
         <w:rPr>
           <w:rFonts w:ascii="Leelawadee UI" w:hAnsi="Leelawadee UI" w:eastAsia="Leelawadee UI" w:cs="Leelawadee UI"/>
         </w:rPr>
-        <w:t xml:space="preserve"> </w:t>
+        <w:t xml:space="preserve"> (และ </w:t>
       </w:r>
       <w:r>
         <w:rPr>
-          <w:rFonts w:ascii="Leelawadee UI" w:hAnsi="Leelawadee UI" w:eastAsia="Leelawadee UI" w:cs="Leelawadee UI"/>
-          <w:b/>
-          <w:bCs/>
-          <w:color w:val="17171E"/>
+          <w:rFonts w:ascii="Consolas" w:hAnsi="Consolas" w:eastAsia="Leelawadee UI" w:cs="Leelawadee UI"/>
+          <w:color w:val="A3185C"/>
+          <w:sz w:val="19"/>
+          <w:szCs w:val="19"/>
         </w:rPr>
-        <w:t>ไม่ขึ้น git</w:t>
+        <w:t>checkpoints</w:t>
       </w:r>
       <w:r>
         <w:rPr>
           <w:rFonts w:ascii="Leelawadee UI" w:hAnsi="Leelawadee UI" w:eastAsia="Leelawadee UI" w:cs="Leelawadee UI"/>
         </w:rPr>
-        <w:t xml:space="preserve"> ถ้าจะใช้ต่อที่เครื่องอื่น ให้ copy ทั้งโฟลเดอร์ขึ้น Google Drive</w:t>
+        <w:t xml:space="preserve"> ถ้าเทรนแล้ว) ใส่แฟลชไดรฟ์กลับไปทุกครั้ง</w:t>
       </w:r>
     </w:p>
     <w:p>
@@ -3104,7 +2998,7 @@
         <w:rPr>
           <w:rFonts w:ascii="Leelawadee UI" w:hAnsi="Leelawadee UI" w:eastAsia="Leelawadee UI" w:cs="Leelawadee UI"/>
         </w:rPr>
-        <w:t>ถ้าแก้โค้ด ต้อง commit กับ push ก่อน ไม่งั้นเครื่องอื่นจะไม่เห็น</w:t>
+        <w:t>ถ้าแก้โค้ดบนเครื่องนี้ ต้อง copy ไฟล์ที่แก้กลับไปด้วย ไม่งั้นครั้งหน้าแตก zip ทับแล้วหาย</w:t>
       </w:r>
     </w:p>
     <w:p>
@@ -3140,7 +3034,7 @@
           <w:bCs/>
           <w:color w:val="17171E"/>
         </w:rPr>
-        <w:t>ยังอยู่ในเครื่องหลัง logout</w:t>
+        <w:t>ยังอยู่ในเครื่อง</w:t>
       </w:r>
       <w:r>
         <w:rPr>
@@ -3154,7 +3048,7 @@
         <w:pStyle w:val="Heading2"/>
       </w:pPr>
       <w:r>
-        <w:t>logout ให้ครบ 3 ที่</w:t>
+        <w:t>logout ถ้าใช้ Claude</w:t>
       </w:r>
     </w:p>
     <w:p>
@@ -3166,7 +3060,7 @@
         <w:rPr>
           <w:rFonts w:ascii="Leelawadee UI" w:hAnsi="Leelawadee UI" w:eastAsia="Leelawadee UI" w:cs="Leelawadee UI"/>
         </w:rPr>
-        <w:t>เครื่องนี้คนอื่นใช้ต่อ ถ้าไม่ logout คนต่อไปจะใช้บัญชีเราได้ทั้ง GitHub และ Claude</w:t>
+        <w:t>เครื่องนี้คนอื่นใช้ต่อ ถ้าไม่ logout คนต่อไปจะใช้ Claude ด้วยบัญชีเราได้ ตอน login แอป Claude จะเปิด Chrome ด้วย เลยต้องออกทั้งสองที่</w:t>
       </w:r>
     </w:p>
     <w:tbl>
@@ -3225,7 +3119,7 @@
         </w:tc>
         <w:tc>
           <w:tcPr>
-            <w:tcW w:type="dxa" w:w="4082"/>
+            <w:tcW w:type="dxa" w:w="4309"/>
             <w:shd w:val="clear" w:color="auto" w:fill="F6EAF0"/>
           </w:tcPr>
           <w:p>
@@ -3248,7 +3142,7 @@
         </w:tc>
         <w:tc>
           <w:tcPr>
-            <w:tcW w:type="dxa" w:w="3288"/>
+            <w:tcW w:type="dxa" w:w="3061"/>
             <w:shd w:val="clear" w:color="auto" w:fill="F6EAF0"/>
           </w:tcPr>
           <w:p>
@@ -3292,13 +3186,13 @@
                 <w:sz w:val="19"/>
                 <w:szCs w:val="19"/>
               </w:rPr>
-              <w:t>GitHub ใน PowerShell</w:t>
+              <w:t>แอป Claude</w:t>
             </w:r>
           </w:p>
         </w:tc>
         <w:tc>
           <w:tcPr>
-            <w:tcW w:type="dxa" w:w="4082"/>
+            <w:tcW w:type="dxa" w:w="4309"/>
           </w:tcPr>
           <w:p>
             <w:pPr>
@@ -3311,30 +3205,13 @@
                 <w:sz w:val="19"/>
                 <w:szCs w:val="19"/>
               </w:rPr>
-              <w:t xml:space="preserve">พิมพ์ </w:t>
-            </w:r>
-            <w:r>
-              <w:rPr>
-                <w:rFonts w:ascii="Consolas" w:hAnsi="Consolas" w:eastAsia="Leelawadee UI" w:cs="Leelawadee UI"/>
-                <w:color w:val="A3185C"/>
-                <w:sz w:val="16"/>
-                <w:szCs w:val="16"/>
-              </w:rPr>
-              <w:t>gh auth logout</w:t>
-            </w:r>
-            <w:r>
-              <w:rPr>
-                <w:rFonts w:ascii="Leelawadee UI" w:hAnsi="Leelawadee UI" w:eastAsia="Leelawadee UI" w:cs="Leelawadee UI"/>
-                <w:sz w:val="19"/>
-                <w:szCs w:val="19"/>
-              </w:rPr>
-              <w:t xml:space="preserve"> แล้วกด Enter ยืนยัน</w:t>
+              <w:t>กดชื่อบัญชีมุมซ้ายล่าง → Log out</w:t>
             </w:r>
           </w:p>
         </w:tc>
         <w:tc>
           <w:tcPr>
-            <w:tcW w:type="dxa" w:w="3288"/>
+            <w:tcW w:type="dxa" w:w="3061"/>
           </w:tcPr>
           <w:p>
             <w:pPr>
@@ -3347,89 +3224,7 @@
                 <w:sz w:val="19"/>
                 <w:szCs w:val="19"/>
               </w:rPr>
-              <w:t xml:space="preserve">พิมพ์ </w:t>
-            </w:r>
-            <w:r>
-              <w:rPr>
-                <w:rFonts w:ascii="Consolas" w:hAnsi="Consolas" w:eastAsia="Leelawadee UI" w:cs="Leelawadee UI"/>
-                <w:color w:val="A3185C"/>
-                <w:sz w:val="16"/>
-                <w:szCs w:val="16"/>
-              </w:rPr>
-              <w:t>gh auth status</w:t>
-            </w:r>
-            <w:r>
-              <w:rPr>
-                <w:rFonts w:ascii="Leelawadee UI" w:hAnsi="Leelawadee UI" w:eastAsia="Leelawadee UI" w:cs="Leelawadee UI"/>
-                <w:sz w:val="19"/>
-                <w:szCs w:val="19"/>
-              </w:rPr>
-              <w:t xml:space="preserve"> ต้องขึ้นว่ายังไม่ได้ login</w:t>
-            </w:r>
-          </w:p>
-        </w:tc>
-      </w:tr>
-      <w:tr>
-        <w:trPr>
-          <w:cantSplit/>
-        </w:trPr>
-        <w:tc>
-          <w:tcPr>
-            <w:tcW w:type="dxa" w:w="2041"/>
-          </w:tcPr>
-          <w:p>
-            <w:pPr>
-              <w:keepNext/>
-              <w:spacing w:before="0" w:after="0" w:line="288" w:lineRule="auto"/>
-            </w:pPr>
-            <w:r>
-              <w:rPr>
-                <w:rFonts w:ascii="Leelawadee UI" w:hAnsi="Leelawadee UI" w:eastAsia="Leelawadee UI" w:cs="Leelawadee UI"/>
-                <w:b/>
-                <w:bCs/>
-                <w:color w:val="17171E"/>
-                <w:sz w:val="19"/>
-                <w:szCs w:val="19"/>
-              </w:rPr>
-              <w:t>GitHub ใน Chrome</w:t>
-            </w:r>
-          </w:p>
-        </w:tc>
-        <w:tc>
-          <w:tcPr>
-            <w:tcW w:type="dxa" w:w="4082"/>
-          </w:tcPr>
-          <w:p>
-            <w:pPr>
-              <w:keepNext/>
-              <w:spacing w:before="0" w:after="0" w:line="288" w:lineRule="auto"/>
-            </w:pPr>
-            <w:r>
-              <w:rPr>
-                <w:rFonts w:ascii="Leelawadee UI" w:hAnsi="Leelawadee UI" w:eastAsia="Leelawadee UI" w:cs="Leelawadee UI"/>
-                <w:sz w:val="19"/>
-                <w:szCs w:val="19"/>
-              </w:rPr>
-              <w:t>เข้า github.com กดรูปโปรไฟล์มุมขวาบน → Sign out (ถ้าใช้ Incognito แค่ปิดหน้าต่างก็พอ)</w:t>
-            </w:r>
-          </w:p>
-        </w:tc>
-        <w:tc>
-          <w:tcPr>
-            <w:tcW w:type="dxa" w:w="3288"/>
-          </w:tcPr>
-          <w:p>
-            <w:pPr>
-              <w:keepNext/>
-              <w:spacing w:before="0" w:after="0" w:line="288" w:lineRule="auto"/>
-            </w:pPr>
-            <w:r>
-              <w:rPr>
-                <w:rFonts w:ascii="Leelawadee UI" w:hAnsi="Leelawadee UI" w:eastAsia="Leelawadee UI" w:cs="Leelawadee UI"/>
-                <w:sz w:val="19"/>
-                <w:szCs w:val="19"/>
-              </w:rPr>
-              <w:t>เปิด github.com ใหม่ ต้องเห็นปุ่ม Sign in</w:t>
+              <w:t>เปิดแอปใหม่ ต้องขึ้นหน้า login</w:t>
             </w:r>
           </w:p>
         </w:tc>
@@ -3455,13 +3250,13 @@
                 <w:sz w:val="19"/>
                 <w:szCs w:val="19"/>
               </w:rPr>
-              <w:t>แอป Claude</w:t>
+              <w:t>claude.ai ใน Chrome</w:t>
             </w:r>
           </w:p>
         </w:tc>
         <w:tc>
           <w:tcPr>
-            <w:tcW w:type="dxa" w:w="4082"/>
+            <w:tcW w:type="dxa" w:w="4309"/>
           </w:tcPr>
           <w:p>
             <w:pPr>
@@ -3473,13 +3268,13 @@
                 <w:sz w:val="19"/>
                 <w:szCs w:val="19"/>
               </w:rPr>
-              <w:t>กดชื่อบัญชีมุมซ้ายล่าง → Log out</w:t>
+              <w:t>เข้า claude.ai กดชื่อบัญชี → Log out (ถ้าใช้ Incognito แค่ปิดหน้าต่างก็พอ)</w:t>
             </w:r>
           </w:p>
         </w:tc>
         <w:tc>
           <w:tcPr>
-            <w:tcW w:type="dxa" w:w="3288"/>
+            <w:tcW w:type="dxa" w:w="3061"/>
           </w:tcPr>
           <w:p>
             <w:pPr>
@@ -3491,7 +3286,7 @@
                 <w:sz w:val="19"/>
                 <w:szCs w:val="19"/>
               </w:rPr>
-              <w:t>เปิดแอปใหม่ ต้องขึ้นหน้า login</w:t>
+              <w:t>เปิด claude.ai ใหม่ ต้องขึ้นหน้า login</w:t>
             </w:r>
           </w:p>
         </w:tc>
@@ -3520,7 +3315,27 @@
           <w:sz w:val="20"/>
           <w:szCs w:val="20"/>
         </w:rPr>
-        <w:t>ถ้าเผลอให้ Chrome บันทึกรหัสผ่านไว้ ให้ลบที่ Chrome → การตั้งค่า → รหัสผ่าน แล้วลบรายการ github.com</w:t>
+        <w:t xml:space="preserve">ตอน Chrome ถามว่าจะบันทึกรหัสผ่านไหม ให้กด </w:t>
+      </w:r>
+      <w:r>
+        <w:rPr>
+          <w:rFonts w:ascii="Leelawadee UI" w:hAnsi="Leelawadee UI" w:eastAsia="Leelawadee UI" w:cs="Leelawadee UI"/>
+          <w:b/>
+          <w:bCs/>
+          <w:color w:val="585868"/>
+          <w:sz w:val="20"/>
+          <w:szCs w:val="20"/>
+        </w:rPr>
+        <w:t>ไม่</w:t>
+      </w:r>
+      <w:r>
+        <w:rPr>
+          <w:rFonts w:ascii="Leelawadee UI" w:hAnsi="Leelawadee UI" w:eastAsia="Leelawadee UI" w:cs="Leelawadee UI"/>
+          <w:color w:val="585868"/>
+          <w:sz w:val="20"/>
+          <w:szCs w:val="20"/>
+        </w:rPr>
+        <w:t xml:space="preserve"> ถ้าเผลอบันทึกไปแล้ว ลบได้ที่ Chrome → การตั้งค่า → รหัสผ่าน</w:t>
       </w:r>
     </w:p>
     <w:p>
@@ -3871,7 +3686,7 @@
                 <w:sz w:val="19"/>
                 <w:szCs w:val="19"/>
               </w:rPr>
-              <w:t>gh repo clone บอกหา repo ไม่เจอ</w:t>
+              <w:t>Expand-Archive บอกหาไฟล์ไม่เจอ</w:t>
             </w:r>
           </w:p>
         </w:tc>
@@ -3889,7 +3704,7 @@
                 <w:sz w:val="19"/>
                 <w:szCs w:val="19"/>
               </w:rPr>
-              <w:t>บัญชีนี้ยังไม่ได้รับเชิญเข้า repo</w:t>
+              <w:t>ไฟล์ zip ไม่ได้อยู่ใน Documents</w:t>
             </w:r>
           </w:p>
         </w:tc>
@@ -3907,7 +3722,7 @@
                 <w:sz w:val="19"/>
                 <w:szCs w:val="19"/>
               </w:rPr>
-              <w:t>ให้เจ้าของ repo เชิญก่อน</w:t>
+              <w:t>copy ai-tutor.zip ไปไว้ใน Documents ก่อน</w:t>
             </w:r>
           </w:p>
         </w:tc>
@@ -4213,20 +4028,11 @@
             </w:pPr>
             <w:r>
               <w:rPr>
-                <w:rFonts w:ascii="Consolas" w:hAnsi="Consolas" w:eastAsia="Leelawadee UI" w:cs="Leelawadee UI"/>
-                <w:color w:val="A3185C"/>
-                <w:sz w:val="16"/>
-                <w:szCs w:val="16"/>
-              </w:rPr>
-              <w:t>git checkout data/testset.jsonl</w:t>
-            </w:r>
-            <w:r>
-              <w:rPr>
                 <w:rFonts w:ascii="Leelawadee UI" w:hAnsi="Leelawadee UI" w:eastAsia="Leelawadee UI" w:cs="Leelawadee UI"/>
                 <w:sz w:val="19"/>
                 <w:szCs w:val="19"/>
               </w:rPr>
-              <w:t xml:space="preserve"> แล้วเช็กใหม่</w:t>
+              <w:t>แตก ai-tutor.zip ทับใหม่ตามบทที่ 3 แล้วเช็กใหม่</w:t>
             </w:r>
           </w:p>
         </w:tc>
@@ -4510,7 +4316,7 @@
                 <w:sz w:val="20"/>
                 <w:szCs w:val="20"/>
               </w:rPr>
-              <w:t>ทำทุกบท ลงของ วัดผล 4 แบบ ส่งผลขึ้นเว็บ และเทรน (ดูคู่มือเทรน)</w:t>
+              <w:t>ทำทุกบท ลงของ วัดผล 4 แบบ และเทรน (ดูคู่มือเทรน) · ทำ zip ใหม่จากโน้ตบุ๊กทุกครั้งที่โค้ดเปลี่ยน</w:t>
             </w:r>
           </w:p>
         </w:tc>

--- a/guides/faculty-machine-guide.docx
+++ b/guides/faculty-machine-guide.docx
@@ -209,7 +209,7 @@
                 <w:sz w:val="21"/>
                 <w:szCs w:val="21"/>
               </w:rPr>
-              <w:t xml:space="preserve"> โค้ดมาจากไฟล์ zip ในแฟลชไดรฟ์ ผลวัดก็ใส่แฟลชไดรฟ์กลับ</w:t>
+              <w:t xml:space="preserve"> โค้ดมาจากไฟล์ zip ในแฟลชไดรฟ์ ส่งผลขึ้นเว็บด้วยกุญแจเว็บ (บท 3.3)</w:t>
             </w:r>
           </w:p>
           <w:p>
@@ -602,7 +602,7 @@
                 <w:sz w:val="19"/>
                 <w:szCs w:val="19"/>
               </w:rPr>
-              <w:t>Git (ถ้าจะใช้ Claude)</w:t>
+              <w:t>Git</w:t>
             </w:r>
           </w:p>
         </w:tc>
@@ -640,7 +640,7 @@
                 <w:sz w:val="19"/>
                 <w:szCs w:val="19"/>
               </w:rPr>
-              <w:t xml:space="preserve">Claude ต้องใช้ตัวนี้ กด Next ไปจนจบ </w:t>
+              <w:t xml:space="preserve">ใช้ส่งผลขึ้นเว็บ และ Claude ต้องใช้ด้วย กด Next ไปจนจบ </w:t>
             </w:r>
             <w:r>
               <w:rPr>
@@ -2670,19 +2670,267 @@
         <w:pStyle w:val="Heading2"/>
       </w:pPr>
       <w:r>
-        <w:t>3.3 เอาผลกลับมาขึ้นเว็บ</w:t>
+        <w:t>3.3 ส่งผลขึ้นเว็บสถานะ</w:t>
+      </w:r>
+    </w:p>
+    <w:p>
+      <w:pPr>
+        <w:keepNext w:val="0"/>
+        <w:spacing w:before="0" w:after="120" w:line="312" w:lineRule="auto"/>
+      </w:pPr>
+      <w:r>
+        <w:rPr>
+          <w:rFonts w:ascii="Leelawadee UI" w:hAnsi="Leelawadee UI" w:eastAsia="Leelawadee UI" w:cs="Leelawadee UI"/>
+        </w:rPr>
+        <w:t xml:space="preserve">ใช้ </w:t>
+      </w:r>
+      <w:r>
+        <w:rPr>
+          <w:rFonts w:ascii="Leelawadee UI" w:hAnsi="Leelawadee UI" w:eastAsia="Leelawadee UI" w:cs="Leelawadee UI"/>
+          <w:b/>
+          <w:bCs/>
+          <w:color w:val="17171E"/>
+        </w:rPr>
+        <w:t>กุญแจเว็บ (deploy key)</w:t>
+      </w:r>
+      <w:r>
+        <w:rPr>
+          <w:rFonts w:ascii="Leelawadee UI" w:hAnsi="Leelawadee UI" w:eastAsia="Leelawadee UI" w:cs="Leelawadee UI"/>
+        </w:rPr>
+        <w:t xml:space="preserve"> ที่เขียนได้เฉพาะ repo เว็บ ai-tutor-status เท่านั้น ไม่ต้อง login GitHub ต่อให้คนอื่นหยิบกุญแจไปได้ ก็เข้า repo โค้ดหรือบัญชีเราไม่ได้ ทำได้แค่แก้หน้าเว็บสถานะ และลบกุญแจทิ้งได้ทุกเมื่อ</w:t>
       </w:r>
     </w:p>
     <w:p>
       <w:pPr>
         <w:keepNext/>
-        <w:spacing w:before="0" w:after="40" w:line="312" w:lineRule="auto"/>
+        <w:spacing w:before="0" w:after="0" w:line="312" w:lineRule="auto"/>
       </w:pPr>
       <w:r>
         <w:rPr>
           <w:rFonts w:ascii="Leelawadee UI" w:hAnsi="Leelawadee UI" w:eastAsia="Leelawadee UI" w:cs="Leelawadee UI"/>
+          <w:color w:val="585868"/>
+          <w:sz w:val="20"/>
+          <w:szCs w:val="20"/>
         </w:rPr>
-        <w:t>เครื่องนี้ไม่ได้ login GitHub เลยส่งขึ้นเว็บจากเครื่องนี้ไม่ได้ ให้ทำแบบนี้แทน:</w:t>
+        <w:t>ครั้งแรก 1) สร้างกุญแจ ตอนถามรหัสให้กด Enter 2 ครั้ง แล้วเปิดดูบรรทัดกุญแจ:</w:t>
+      </w:r>
+    </w:p>
+    <w:p>
+      <w:pPr>
+        <w:keepNext/>
+        <w:spacing w:before="120" w:after="0" w:line="276" w:lineRule="auto"/>
+        <w:ind w:left="113"/>
+        <w:shd w:val="clear" w:color="auto" w:fill="F3F3F6"/>
+      </w:pPr>
+      <w:r>
+        <w:rPr>
+          <w:rFonts w:ascii="Consolas" w:hAnsi="Consolas" w:eastAsia="Leelawadee UI" w:cs="Leelawadee UI"/>
+          <w:color w:val="17171E"/>
+          <w:sz w:val="18"/>
+          <w:szCs w:val="21"/>
+        </w:rPr>
+        <w:t>ssh-keygen -t ed25519 -C faculty-status -f D:\ai-tutor-work\status_key</w:t>
+      </w:r>
+    </w:p>
+    <w:p>
+      <w:pPr>
+        <w:keepNext w:val="0"/>
+        <w:spacing w:before="0" w:after="120" w:line="276" w:lineRule="auto"/>
+        <w:ind w:left="113"/>
+        <w:shd w:val="clear" w:color="auto" w:fill="F3F3F6"/>
+      </w:pPr>
+      <w:r>
+        <w:rPr>
+          <w:rFonts w:ascii="Consolas" w:hAnsi="Consolas" w:eastAsia="Leelawadee UI" w:cs="Leelawadee UI"/>
+          <w:color w:val="17171E"/>
+          <w:sz w:val="18"/>
+          <w:szCs w:val="21"/>
+        </w:rPr>
+        <w:t>Get-Content D:\ai-tutor-work\status_key.pub</w:t>
+      </w:r>
+    </w:p>
+    <w:p>
+      <w:pPr>
+        <w:keepNext w:val="0"/>
+        <w:spacing w:before="0" w:after="120" w:line="312" w:lineRule="auto"/>
+      </w:pPr>
+      <w:r>
+        <w:rPr>
+          <w:rFonts w:ascii="Leelawadee UI" w:hAnsi="Leelawadee UI" w:eastAsia="Leelawadee UI" w:cs="Leelawadee UI"/>
+          <w:color w:val="585868"/>
+          <w:sz w:val="20"/>
+          <w:szCs w:val="20"/>
+        </w:rPr>
+        <w:t xml:space="preserve">2) ส่งบรรทัดที่ขึ้นต้นด้วย ssh-ed25519 ไปให้ A (ส่งทาง LINE ได้ ส่วนนี้ไม่ใช่ความลับ) A เข้า github.com/fourtoyou/ai-tutor-status → Settings → Deploy keys → Add deploy key → วาง → </w:t>
+      </w:r>
+      <w:r>
+        <w:rPr>
+          <w:rFonts w:ascii="Leelawadee UI" w:hAnsi="Leelawadee UI" w:eastAsia="Leelawadee UI" w:cs="Leelawadee UI"/>
+          <w:b/>
+          <w:bCs/>
+          <w:color w:val="585868"/>
+          <w:sz w:val="20"/>
+          <w:szCs w:val="20"/>
+        </w:rPr>
+        <w:t>ติ๊ก Allow write access</w:t>
+      </w:r>
+      <w:r>
+        <w:rPr>
+          <w:rFonts w:ascii="Leelawadee UI" w:hAnsi="Leelawadee UI" w:eastAsia="Leelawadee UI" w:cs="Leelawadee UI"/>
+          <w:color w:val="585868"/>
+          <w:sz w:val="20"/>
+          <w:szCs w:val="20"/>
+        </w:rPr>
+        <w:t xml:space="preserve"> → Add key</w:t>
+      </w:r>
+    </w:p>
+    <w:p>
+      <w:pPr>
+        <w:keepNext/>
+        <w:spacing w:before="0" w:after="0" w:line="312" w:lineRule="auto"/>
+      </w:pPr>
+      <w:r>
+        <w:rPr>
+          <w:rFonts w:ascii="Leelawadee UI" w:hAnsi="Leelawadee UI" w:eastAsia="Leelawadee UI" w:cs="Leelawadee UI"/>
+          <w:color w:val="585868"/>
+          <w:sz w:val="20"/>
+          <w:szCs w:val="20"/>
+        </w:rPr>
+        <w:t>3) ดึง repo เว็บมาวางข้างโฟลเดอร์ ai-tutor แล้วตั้งให้ใช้กุญแจนี้ทุกครั้ง:</w:t>
+      </w:r>
+    </w:p>
+    <w:p>
+      <w:pPr>
+        <w:keepNext/>
+        <w:spacing w:before="120" w:after="0" w:line="276" w:lineRule="auto"/>
+        <w:ind w:left="113"/>
+        <w:shd w:val="clear" w:color="auto" w:fill="F3F3F6"/>
+      </w:pPr>
+      <w:r>
+        <w:rPr>
+          <w:rFonts w:ascii="Consolas" w:hAnsi="Consolas" w:eastAsia="Leelawadee UI" w:cs="Leelawadee UI"/>
+          <w:color w:val="17171E"/>
+          <w:sz w:val="18"/>
+          <w:szCs w:val="21"/>
+        </w:rPr>
+        <w:t>$env:GIT_SSH_COMMAND = "ssh -i D:/ai-tutor-work/status_key -o IdentitiesOnly=yes -o StrictHostKeyChecking=accept-new"</w:t>
+      </w:r>
+    </w:p>
+    <w:p>
+      <w:pPr>
+        <w:keepNext/>
+        <w:spacing w:before="0" w:after="0" w:line="276" w:lineRule="auto"/>
+        <w:ind w:left="113"/>
+        <w:shd w:val="clear" w:color="auto" w:fill="F3F3F6"/>
+      </w:pPr>
+      <w:r>
+        <w:rPr>
+          <w:rFonts w:ascii="Consolas" w:hAnsi="Consolas" w:eastAsia="Leelawadee UI" w:cs="Leelawadee UI"/>
+          <w:color w:val="17171E"/>
+          <w:sz w:val="18"/>
+          <w:szCs w:val="21"/>
+        </w:rPr>
+        <w:t>cd $HOME\Documents</w:t>
+      </w:r>
+    </w:p>
+    <w:p>
+      <w:pPr>
+        <w:keepNext/>
+        <w:spacing w:before="0" w:after="0" w:line="276" w:lineRule="auto"/>
+        <w:ind w:left="113"/>
+        <w:shd w:val="clear" w:color="auto" w:fill="F3F3F6"/>
+      </w:pPr>
+      <w:r>
+        <w:rPr>
+          <w:rFonts w:ascii="Consolas" w:hAnsi="Consolas" w:eastAsia="Leelawadee UI" w:cs="Leelawadee UI"/>
+          <w:color w:val="17171E"/>
+          <w:sz w:val="18"/>
+          <w:szCs w:val="21"/>
+        </w:rPr>
+        <w:t>git clone git@github.com:fourtoyou/ai-tutor-status.git</w:t>
+      </w:r>
+    </w:p>
+    <w:p>
+      <w:pPr>
+        <w:keepNext/>
+        <w:spacing w:before="0" w:after="0" w:line="276" w:lineRule="auto"/>
+        <w:ind w:left="113"/>
+        <w:shd w:val="clear" w:color="auto" w:fill="F3F3F6"/>
+      </w:pPr>
+      <w:r>
+        <w:rPr>
+          <w:rFonts w:ascii="Consolas" w:hAnsi="Consolas" w:eastAsia="Leelawadee UI" w:cs="Leelawadee UI"/>
+          <w:color w:val="17171E"/>
+          <w:sz w:val="18"/>
+          <w:szCs w:val="21"/>
+        </w:rPr>
+        <w:t>git -C ai-tutor-status config core.sshCommand $env:GIT_SSH_COMMAND</w:t>
+      </w:r>
+    </w:p>
+    <w:p>
+      <w:pPr>
+        <w:keepNext/>
+        <w:spacing w:before="0" w:after="0" w:line="276" w:lineRule="auto"/>
+        <w:ind w:left="113"/>
+        <w:shd w:val="clear" w:color="auto" w:fill="F3F3F6"/>
+      </w:pPr>
+      <w:r>
+        <w:rPr>
+          <w:rFonts w:ascii="Consolas" w:hAnsi="Consolas" w:eastAsia="Leelawadee UI" w:cs="Leelawadee UI"/>
+          <w:color w:val="17171E"/>
+          <w:sz w:val="18"/>
+          <w:szCs w:val="21"/>
+        </w:rPr>
+        <w:t>git -C ai-tutor-status config user.name fourtoyou</w:t>
+      </w:r>
+    </w:p>
+    <w:p>
+      <w:pPr>
+        <w:keepNext w:val="0"/>
+        <w:spacing w:before="0" w:after="120" w:line="276" w:lineRule="auto"/>
+        <w:ind w:left="113"/>
+        <w:shd w:val="clear" w:color="auto" w:fill="F3F3F6"/>
+      </w:pPr>
+      <w:r>
+        <w:rPr>
+          <w:rFonts w:ascii="Consolas" w:hAnsi="Consolas" w:eastAsia="Leelawadee UI" w:cs="Leelawadee UI"/>
+          <w:color w:val="17171E"/>
+          <w:sz w:val="18"/>
+          <w:szCs w:val="21"/>
+        </w:rPr>
+        <w:t>git -C ai-tutor-status config user.email 191232389+fourtoyou@users.noreply.github.com</w:t>
+      </w:r>
+    </w:p>
+    <w:p>
+      <w:pPr>
+        <w:keepNext/>
+        <w:spacing w:before="0" w:after="0" w:line="312" w:lineRule="auto"/>
+      </w:pPr>
+      <w:r>
+        <w:rPr>
+          <w:rFonts w:ascii="Leelawadee UI" w:hAnsi="Leelawadee UI" w:eastAsia="Leelawadee UI" w:cs="Leelawadee UI"/>
+          <w:color w:val="585868"/>
+          <w:sz w:val="20"/>
+          <w:szCs w:val="20"/>
+        </w:rPr>
+        <w:t>หลังจากนั้นทุกครั้งที่อยากอัปเดตเว็บ (ในโฟลเดอร์ ai-tutor):</w:t>
+      </w:r>
+    </w:p>
+    <w:p>
+      <w:pPr>
+        <w:keepNext w:val="0"/>
+        <w:spacing w:before="120" w:after="120" w:line="276" w:lineRule="auto"/>
+        <w:ind w:left="113"/>
+        <w:shd w:val="clear" w:color="auto" w:fill="F3F3F6"/>
+      </w:pPr>
+      <w:r>
+        <w:rPr>
+          <w:rFonts w:ascii="Consolas" w:hAnsi="Consolas" w:eastAsia="Leelawadee UI" w:cs="Leelawadee UI"/>
+          <w:color w:val="17171E"/>
+          <w:sz w:val="18"/>
+          <w:szCs w:val="21"/>
+        </w:rPr>
+        <w:t>python tools/build_status.py --publish</w:t>
       </w:r>
     </w:p>
     <w:p>
@@ -2694,7 +2942,40 @@
         <w:rPr>
           <w:rFonts w:ascii="Leelawadee UI" w:hAnsi="Leelawadee UI" w:eastAsia="Leelawadee UI" w:cs="Leelawadee UI"/>
         </w:rPr>
-        <w:t xml:space="preserve">copy โฟลเดอร์ </w:t>
+        <w:t>ประมาณ 1 นาทีเว็บจะขึ้นเอง เว็บโชว์เฉพาะผลที่วัดกับ AI ที่ตั้งไว้ในโค้ดและรอบที่เทรน</w:t>
+      </w:r>
+    </w:p>
+    <w:p>
+      <w:pPr>
+        <w:pStyle w:val="ListBullet"/>
+        <w:spacing w:before="0" w:after="60" w:line="312" w:lineRule="auto"/>
+      </w:pPr>
+      <w:r>
+        <w:rPr>
+          <w:rFonts w:ascii="Leelawadee UI" w:hAnsi="Leelawadee UI" w:eastAsia="Leelawadee UI" w:cs="Leelawadee UI"/>
+          <w:b/>
+          <w:bCs/>
+          <w:color w:val="17171E"/>
+        </w:rPr>
+        <w:t>ส่งขึ้นเว็บจากเครื่องที่มีผลวัดล่าสุดเท่านั้น</w:t>
+      </w:r>
+      <w:r>
+        <w:rPr>
+          <w:rFonts w:ascii="Leelawadee UI" w:hAnsi="Leelawadee UI" w:eastAsia="Leelawadee UI" w:cs="Leelawadee UI"/>
+        </w:rPr>
+        <w:t xml:space="preserve"> (ตอนนี้คือเครื่องคณะ) ถ้าส่งจากโน้ตบุ๊กที่ยังไม่มีผลใหม่ ผลบนเว็บจะหายไป</w:t>
+      </w:r>
+    </w:p>
+    <w:p>
+      <w:pPr>
+        <w:pStyle w:val="ListBullet"/>
+        <w:spacing w:before="0" w:after="60" w:line="312" w:lineRule="auto"/>
+      </w:pPr>
+      <w:r>
+        <w:rPr>
+          <w:rFonts w:ascii="Leelawadee UI" w:hAnsi="Leelawadee UI" w:eastAsia="Leelawadee UI" w:cs="Leelawadee UI"/>
+        </w:rPr>
+        <w:t xml:space="preserve">ถ้ายังไม่ได้ตั้งกุญแจ ใช้วิธีเดิม: copy โฟลเดอร์ </w:t>
       </w:r>
       <w:r>
         <w:rPr>
@@ -2709,7 +2990,7 @@
         <w:rPr>
           <w:rFonts w:ascii="Leelawadee UI" w:hAnsi="Leelawadee UI" w:eastAsia="Leelawadee UI" w:cs="Leelawadee UI"/>
         </w:rPr>
-        <w:t xml:space="preserve"> ทั้งโฟลเดอร์ใส่แฟลชไดรฟ์</w:t>
+        <w:t xml:space="preserve"> ใส่แฟลชไดรฟ์ แล้วส่งขึ้นเว็บจากโน้ตบุ๊ก</w:t>
       </w:r>
     </w:p>
     <w:p>
@@ -2721,64 +3002,7 @@
         <w:rPr>
           <w:rFonts w:ascii="Leelawadee UI" w:hAnsi="Leelawadee UI" w:eastAsia="Leelawadee UI" w:cs="Leelawadee UI"/>
         </w:rPr>
-        <w:t xml:space="preserve">ที่โน้ตบุ๊ก เอาไปวางทับในโฟลเดอร์ </w:t>
-      </w:r>
-      <w:r>
-        <w:rPr>
-          <w:rFonts w:ascii="Consolas" w:hAnsi="Consolas" w:eastAsia="Leelawadee UI" w:cs="Leelawadee UI"/>
-          <w:color w:val="A3185C"/>
-          <w:sz w:val="19"/>
-          <w:szCs w:val="19"/>
-        </w:rPr>
-        <w:t>ai-tutor\runs</w:t>
-      </w:r>
-      <w:r>
-        <w:rPr>
-          <w:rFonts w:ascii="Leelawadee UI" w:hAnsi="Leelawadee UI" w:eastAsia="Leelawadee UI" w:cs="Leelawadee UI"/>
-        </w:rPr>
-        <w:t xml:space="preserve"> ของโน้ตบุ๊ก</w:t>
-      </w:r>
-    </w:p>
-    <w:p>
-      <w:pPr>
-        <w:pStyle w:val="ListBullet"/>
-        <w:spacing w:before="0" w:after="60" w:line="312" w:lineRule="auto"/>
-      </w:pPr>
-      <w:r>
-        <w:rPr>
-          <w:rFonts w:ascii="Leelawadee UI" w:hAnsi="Leelawadee UI" w:eastAsia="Leelawadee UI" w:cs="Leelawadee UI"/>
-        </w:rPr>
-        <w:t xml:space="preserve">ที่โน้ตบุ๊ก รัน </w:t>
-      </w:r>
-      <w:r>
-        <w:rPr>
-          <w:rFonts w:ascii="Consolas" w:hAnsi="Consolas" w:eastAsia="Leelawadee UI" w:cs="Leelawadee UI"/>
-          <w:color w:val="A3185C"/>
-          <w:sz w:val="19"/>
-          <w:szCs w:val="19"/>
-        </w:rPr>
-        <w:t>python tools/build_status.py --publish</w:t>
-      </w:r>
-      <w:r>
-        <w:rPr>
-          <w:rFonts w:ascii="Leelawadee UI" w:hAnsi="Leelawadee UI" w:eastAsia="Leelawadee UI" w:cs="Leelawadee UI"/>
-        </w:rPr>
-        <w:t xml:space="preserve"> ประมาณ 1 นาทีกราฟผลบนเว็บจะขึ้นเอง</w:t>
-      </w:r>
-    </w:p>
-    <w:p>
-      <w:pPr>
-        <w:keepNext w:val="0"/>
-        <w:spacing w:before="0" w:after="120" w:line="312" w:lineRule="auto"/>
-      </w:pPr>
-      <w:r>
-        <w:rPr>
-          <w:rFonts w:ascii="Leelawadee UI" w:hAnsi="Leelawadee UI" w:eastAsia="Leelawadee UI" w:cs="Leelawadee UI"/>
-          <w:color w:val="585868"/>
-          <w:sz w:val="20"/>
-          <w:szCs w:val="20"/>
-        </w:rPr>
-        <w:t>เว็บโชว์เฉพาะผลที่วัดกับ Qwen3 ตัวที่ตั้งไว้ในโค้ดเท่านั้น</w:t>
+        <w:t>จบโปรเจกต์แล้ว หรือสงสัยว่ากุญแจหลุด ให้ลบที่ GitHub → Settings → Deploy keys → Delete</w:t>
       </w:r>
     </w:p>
     <w:p>
@@ -3748,6 +3972,68 @@
                 <w:sz w:val="19"/>
                 <w:szCs w:val="19"/>
               </w:rPr>
+              <w:t>git clone เว็บบอก Permission denied (publickey)</w:t>
+            </w:r>
+          </w:p>
+        </w:tc>
+        <w:tc>
+          <w:tcPr>
+            <w:tcW w:type="dxa" w:w="2721"/>
+          </w:tcPr>
+          <w:p>
+            <w:pPr>
+              <w:spacing w:before="0" w:after="0" w:line="288" w:lineRule="auto"/>
+            </w:pPr>
+            <w:r>
+              <w:rPr>
+                <w:rFonts w:ascii="Leelawadee UI" w:hAnsi="Leelawadee UI" w:eastAsia="Leelawadee UI" w:cs="Leelawadee UI"/>
+                <w:sz w:val="19"/>
+                <w:szCs w:val="19"/>
+              </w:rPr>
+              <w:t>ยังไม่ได้ใส่กุญแจที่ GitHub หรือไม่ได้ติ๊ก Allow write access</w:t>
+            </w:r>
+          </w:p>
+        </w:tc>
+        <w:tc>
+          <w:tcPr>
+            <w:tcW w:type="dxa" w:w="3742"/>
+          </w:tcPr>
+          <w:p>
+            <w:pPr>
+              <w:spacing w:before="0" w:after="0" w:line="288" w:lineRule="auto"/>
+            </w:pPr>
+            <w:r>
+              <w:rPr>
+                <w:rFonts w:ascii="Leelawadee UI" w:hAnsi="Leelawadee UI" w:eastAsia="Leelawadee UI" w:cs="Leelawadee UI"/>
+                <w:sz w:val="19"/>
+                <w:szCs w:val="19"/>
+              </w:rPr>
+              <w:t>ให้ A เช็กที่ Settings → Deploy keys ของ repo ai-tutor-status</w:t>
+            </w:r>
+          </w:p>
+        </w:tc>
+      </w:tr>
+      <w:tr>
+        <w:trPr>
+          <w:cantSplit/>
+        </w:trPr>
+        <w:tc>
+          <w:tcPr>
+            <w:tcW w:type="dxa" w:w="2948"/>
+          </w:tcPr>
+          <w:p>
+            <w:pPr>
+              <w:spacing w:before="0" w:after="0" w:line="288" w:lineRule="auto"/>
+            </w:pPr>
+            <w:r>
+              <w:rPr>
+                <w:rFonts w:ascii="Leelawadee UI" w:hAnsi="Leelawadee UI" w:eastAsia="Leelawadee UI" w:cs="Leelawadee UI"/>
+                <w:b/>
+                <w:bCs/>
+                <w:color w:val="17171E"/>
+                <w:sz w:val="19"/>
+                <w:szCs w:val="19"/>
+              </w:rPr>
               <w:t>serve_chat บอกพอร์ต 8080 มีตัวอื่นฟังอยู่</w:t>
             </w:r>
           </w:p>

--- a/guides/faculty-machine-guide.docx
+++ b/guides/faculty-machine-guide.docx
@@ -3130,6 +3130,692 @@
     </w:p>
     <w:p>
       <w:pPr>
+        <w:pStyle w:val="Heading2"/>
+      </w:pPr>
+      <w:r>
+        <w:t>3.5 หลังเทรนเสร็จ: รันทุกขั้นในคำสั่งเดียว (งานของ A)</w:t>
+      </w:r>
+    </w:p>
+    <w:p>
+      <w:pPr>
+        <w:keepNext/>
+        <w:spacing w:before="0" w:after="0" w:line="312" w:lineRule="auto"/>
+      </w:pPr>
+      <w:r>
+        <w:rPr>
+          <w:rFonts w:ascii="Leelawadee UI" w:hAnsi="Leelawadee UI" w:eastAsia="Leelawadee UI" w:cs="Leelawadee UI"/>
+        </w:rPr>
+        <w:t>สคริปต์นี้เปิด/ปิดครูเอง ไม่ต้องเปิดหลายหน้าต่าง เปิด Ollama ค้างไว้ก็พอ แล้วรันในหน้าต่างเดียว:</w:t>
+      </w:r>
+    </w:p>
+    <w:p>
+      <w:pPr>
+        <w:keepNext w:val="0"/>
+        <w:spacing w:before="120" w:after="120" w:line="276" w:lineRule="auto"/>
+        <w:ind w:left="113"/>
+        <w:shd w:val="clear" w:color="auto" w:fill="F3F3F6"/>
+      </w:pPr>
+      <w:r>
+        <w:rPr>
+          <w:rFonts w:ascii="Consolas" w:hAnsi="Consolas" w:eastAsia="Leelawadee UI" w:cs="Leelawadee UI"/>
+          <w:color w:val="17171E"/>
+          <w:sz w:val="18"/>
+          <w:szCs w:val="21"/>
+        </w:rPr>
+        <w:t>python tools/faculty_run.py</w:t>
+      </w:r>
+    </w:p>
+    <w:tbl>
+      <w:tblPr>
+        <w:tblW w:type="auto" w:w="0"/>
+        <w:jc w:val="center"/>
+        <w:tblLayout w:type="fixed"/>
+        <w:tblLook w:firstColumn="1" w:firstRow="1" w:lastColumn="0" w:lastRow="0" w:noHBand="0" w:noVBand="1" w:val="04A0"/>
+        <w:tblBorders>
+          <w:top w:val="single" w:sz="4" w:color="E1E1E9"/>
+          <w:left w:val="single" w:sz="4" w:color="E1E1E9"/>
+          <w:bottom w:val="single" w:sz="4" w:color="E1E1E9"/>
+          <w:right w:val="single" w:sz="4" w:color="E1E1E9"/>
+          <w:insideH w:val="single" w:sz="4" w:color="E1E1E9"/>
+          <w:insideV w:val="single" w:sz="4" w:color="E1E1E9"/>
+        </w:tblBorders>
+        <w:tblCellMar>
+          <w:top w:w="90" w:type="dxa"/>
+          <w:left w:w="120" w:type="dxa"/>
+          <w:bottom w:w="90" w:type="dxa"/>
+          <w:right w:w="120" w:type="dxa"/>
+        </w:tblCellMar>
+      </w:tblPr>
+      <w:tblGrid>
+        <w:gridCol w:w="3137"/>
+        <w:gridCol w:w="3137"/>
+        <w:gridCol w:w="3137"/>
+      </w:tblGrid>
+      <w:tr>
+        <w:trPr>
+          <w:cantSplit/>
+          <w:tblHeader w:val="true"/>
+        </w:trPr>
+        <w:tc>
+          <w:tcPr>
+            <w:tcW w:type="dxa" w:w="1814"/>
+            <w:shd w:val="clear" w:color="auto" w:fill="F6EAF0"/>
+          </w:tcPr>
+          <w:p>
+            <w:pPr>
+              <w:keepNext/>
+              <w:spacing w:before="0" w:after="0" w:line="288" w:lineRule="auto"/>
+            </w:pPr>
+            <w:r>
+              <w:rPr>
+                <w:rFonts w:ascii="Leelawadee UI" w:hAnsi="Leelawadee UI" w:eastAsia="Leelawadee UI" w:cs="Leelawadee UI"/>
+                <w:b/>
+                <w:bCs/>
+                <w:color w:val="A3185C"/>
+                <w:sz w:val="19"/>
+                <w:szCs w:val="19"/>
+              </w:rPr>
+              <w:t>ขั้น</w:t>
+            </w:r>
+          </w:p>
+        </w:tc>
+        <w:tc>
+          <w:tcPr>
+            <w:tcW w:type="dxa" w:w="5896"/>
+            <w:shd w:val="clear" w:color="auto" w:fill="F6EAF0"/>
+          </w:tcPr>
+          <w:p>
+            <w:pPr>
+              <w:keepNext/>
+              <w:spacing w:before="0" w:after="0" w:line="288" w:lineRule="auto"/>
+            </w:pPr>
+            <w:r>
+              <w:rPr>
+                <w:rFonts w:ascii="Leelawadee UI" w:hAnsi="Leelawadee UI" w:eastAsia="Leelawadee UI" w:cs="Leelawadee UI"/>
+                <w:b/>
+                <w:bCs/>
+                <w:color w:val="A3185C"/>
+                <w:sz w:val="19"/>
+                <w:szCs w:val="19"/>
+              </w:rPr>
+              <w:t>ทำอะไร</w:t>
+            </w:r>
+          </w:p>
+        </w:tc>
+        <w:tc>
+          <w:tcPr>
+            <w:tcW w:type="dxa" w:w="1701"/>
+            <w:shd w:val="clear" w:color="auto" w:fill="F6EAF0"/>
+          </w:tcPr>
+          <w:p>
+            <w:pPr>
+              <w:keepNext/>
+              <w:spacing w:before="0" w:after="0" w:line="288" w:lineRule="auto"/>
+            </w:pPr>
+            <w:r>
+              <w:rPr>
+                <w:rFonts w:ascii="Leelawadee UI" w:hAnsi="Leelawadee UI" w:eastAsia="Leelawadee UI" w:cs="Leelawadee UI"/>
+                <w:b/>
+                <w:bCs/>
+                <w:color w:val="A3185C"/>
+                <w:sz w:val="19"/>
+                <w:szCs w:val="19"/>
+              </w:rPr>
+              <w:t>ประมาณ</w:t>
+            </w:r>
+          </w:p>
+        </w:tc>
+      </w:tr>
+      <w:tr>
+        <w:trPr>
+          <w:cantSplit/>
+        </w:trPr>
+        <w:tc>
+          <w:tcPr>
+            <w:tcW w:type="dxa" w:w="1814"/>
+          </w:tcPr>
+          <w:p>
+            <w:pPr>
+              <w:keepNext/>
+              <w:spacing w:before="0" w:after="0" w:line="288" w:lineRule="auto"/>
+            </w:pPr>
+            <w:r>
+              <w:rPr>
+                <w:rFonts w:ascii="Leelawadee UI" w:hAnsi="Leelawadee UI" w:eastAsia="Leelawadee UI" w:cs="Leelawadee UI"/>
+                <w:b/>
+                <w:bCs/>
+                <w:color w:val="17171E"/>
+                <w:sz w:val="19"/>
+                <w:szCs w:val="19"/>
+              </w:rPr>
+              <w:t>1. แปลง</w:t>
+            </w:r>
+          </w:p>
+        </w:tc>
+        <w:tc>
+          <w:tcPr>
+            <w:tcW w:type="dxa" w:w="5896"/>
+          </w:tcPr>
+          <w:p>
+            <w:pPr>
+              <w:keepNext/>
+              <w:spacing w:before="0" w:after="0" w:line="288" w:lineRule="auto"/>
+            </w:pPr>
+            <w:r>
+              <w:rPr>
+                <w:rFonts w:ascii="Leelawadee UI" w:hAnsi="Leelawadee UI" w:eastAsia="Leelawadee UI" w:cs="Leelawadee UI"/>
+                <w:sz w:val="19"/>
+                <w:szCs w:val="19"/>
+              </w:rPr>
+              <w:t>เอา AI ที่เทรนรอบ 2 (checkpoints/sft-v2) ไปใส่ Ollama ชื่อ tutor-sft-v2</w:t>
+            </w:r>
+          </w:p>
+        </w:tc>
+        <w:tc>
+          <w:tcPr>
+            <w:tcW w:type="dxa" w:w="1701"/>
+          </w:tcPr>
+          <w:p>
+            <w:pPr>
+              <w:keepNext/>
+              <w:spacing w:before="0" w:after="0" w:line="288" w:lineRule="auto"/>
+            </w:pPr>
+            <w:r>
+              <w:rPr>
+                <w:rFonts w:ascii="Leelawadee UI" w:hAnsi="Leelawadee UI" w:eastAsia="Leelawadee UI" w:cs="Leelawadee UI"/>
+                <w:sz w:val="19"/>
+                <w:szCs w:val="19"/>
+              </w:rPr>
+              <w:t>10–20 นาที</w:t>
+            </w:r>
+          </w:p>
+        </w:tc>
+      </w:tr>
+      <w:tr>
+        <w:trPr>
+          <w:cantSplit/>
+        </w:trPr>
+        <w:tc>
+          <w:tcPr>
+            <w:tcW w:type="dxa" w:w="1814"/>
+          </w:tcPr>
+          <w:p>
+            <w:pPr>
+              <w:keepNext/>
+              <w:spacing w:before="0" w:after="0" w:line="288" w:lineRule="auto"/>
+            </w:pPr>
+            <w:r>
+              <w:rPr>
+                <w:rFonts w:ascii="Leelawadee UI" w:hAnsi="Leelawadee UI" w:eastAsia="Leelawadee UI" w:cs="Leelawadee UI"/>
+                <w:b/>
+                <w:bCs/>
+                <w:color w:val="17171E"/>
+                <w:sz w:val="19"/>
+                <w:szCs w:val="19"/>
+              </w:rPr>
+              <w:t>2. ลองถาม</w:t>
+            </w:r>
+          </w:p>
+        </w:tc>
+        <w:tc>
+          <w:tcPr>
+            <w:tcW w:type="dxa" w:w="5896"/>
+          </w:tcPr>
+          <w:p>
+            <w:pPr>
+              <w:keepNext/>
+              <w:spacing w:before="0" w:after="0" w:line="288" w:lineRule="auto"/>
+            </w:pPr>
+            <w:r>
+              <w:rPr>
+                <w:rFonts w:ascii="Leelawadee UI" w:hAnsi="Leelawadee UI" w:eastAsia="Leelawadee UI" w:cs="Leelawadee UI"/>
+                <w:sz w:val="19"/>
+                <w:szCs w:val="19"/>
+              </w:rPr>
+              <w:t>ถามหนึ่งข้อ ต้องได้คำถามนำ ถ้าตอบว่างเปล่าจะหยุดเอง</w:t>
+            </w:r>
+          </w:p>
+        </w:tc>
+        <w:tc>
+          <w:tcPr>
+            <w:tcW w:type="dxa" w:w="1701"/>
+          </w:tcPr>
+          <w:p>
+            <w:pPr>
+              <w:keepNext/>
+              <w:spacing w:before="0" w:after="0" w:line="288" w:lineRule="auto"/>
+            </w:pPr>
+            <w:r>
+              <w:rPr>
+                <w:rFonts w:ascii="Leelawadee UI" w:hAnsi="Leelawadee UI" w:eastAsia="Leelawadee UI" w:cs="Leelawadee UI"/>
+                <w:sz w:val="19"/>
+                <w:szCs w:val="19"/>
+              </w:rPr>
+              <w:t>1 นาที</w:t>
+            </w:r>
+          </w:p>
+        </w:tc>
+      </w:tr>
+      <w:tr>
+        <w:trPr>
+          <w:cantSplit/>
+        </w:trPr>
+        <w:tc>
+          <w:tcPr>
+            <w:tcW w:type="dxa" w:w="1814"/>
+          </w:tcPr>
+          <w:p>
+            <w:pPr>
+              <w:spacing w:before="0" w:after="0" w:line="288" w:lineRule="auto"/>
+            </w:pPr>
+            <w:r>
+              <w:rPr>
+                <w:rFonts w:ascii="Leelawadee UI" w:hAnsi="Leelawadee UI" w:eastAsia="Leelawadee UI" w:cs="Leelawadee UI"/>
+                <w:b/>
+                <w:bCs/>
+                <w:color w:val="17171E"/>
+                <w:sz w:val="19"/>
+                <w:szCs w:val="19"/>
+              </w:rPr>
+              <w:t>3. วัดหลังเทรน</w:t>
+            </w:r>
+          </w:p>
+        </w:tc>
+        <w:tc>
+          <w:tcPr>
+            <w:tcW w:type="dxa" w:w="5896"/>
+          </w:tcPr>
+          <w:p>
+            <w:pPr>
+              <w:spacing w:before="0" w:after="0" w:line="288" w:lineRule="auto"/>
+            </w:pPr>
+            <w:r>
+              <w:rPr>
+                <w:rFonts w:ascii="Leelawadee UI" w:hAnsi="Leelawadee UI" w:eastAsia="Leelawadee UI" w:cs="Leelawadee UI"/>
+                <w:sz w:val="19"/>
+                <w:szCs w:val="19"/>
+              </w:rPr>
+              <w:t>4 แบบ × 3 รอบ = 12 รัน ช่องหลักทำก่อน</w:t>
+            </w:r>
+          </w:p>
+        </w:tc>
+        <w:tc>
+          <w:tcPr>
+            <w:tcW w:type="dxa" w:w="1701"/>
+          </w:tcPr>
+          <w:p>
+            <w:pPr>
+              <w:spacing w:before="0" w:after="0" w:line="288" w:lineRule="auto"/>
+            </w:pPr>
+            <w:r>
+              <w:rPr>
+                <w:rFonts w:ascii="Leelawadee UI" w:hAnsi="Leelawadee UI" w:eastAsia="Leelawadee UI" w:cs="Leelawadee UI"/>
+                <w:sz w:val="19"/>
+                <w:szCs w:val="19"/>
+              </w:rPr>
+              <w:t>15 นาที</w:t>
+            </w:r>
+          </w:p>
+        </w:tc>
+      </w:tr>
+      <w:tr>
+        <w:trPr>
+          <w:cantSplit/>
+        </w:trPr>
+        <w:tc>
+          <w:tcPr>
+            <w:tcW w:type="dxa" w:w="1814"/>
+          </w:tcPr>
+          <w:p>
+            <w:pPr>
+              <w:spacing w:before="0" w:after="0" w:line="288" w:lineRule="auto"/>
+            </w:pPr>
+            <w:r>
+              <w:rPr>
+                <w:rFonts w:ascii="Leelawadee UI" w:hAnsi="Leelawadee UI" w:eastAsia="Leelawadee UI" w:cs="Leelawadee UI"/>
+                <w:b/>
+                <w:bCs/>
+                <w:color w:val="17171E"/>
+                <w:sz w:val="19"/>
+                <w:szCs w:val="19"/>
+              </w:rPr>
+              <w:t>4. วัดก่อนเทรนซ้ำ</w:t>
+            </w:r>
+          </w:p>
+        </w:tc>
+        <w:tc>
+          <w:tcPr>
+            <w:tcW w:type="dxa" w:w="5896"/>
+          </w:tcPr>
+          <w:p>
+            <w:pPr>
+              <w:spacing w:before="0" w:after="0" w:line="288" w:lineRule="auto"/>
+            </w:pPr>
+            <w:r>
+              <w:rPr>
+                <w:rFonts w:ascii="Leelawadee UI" w:hAnsi="Leelawadee UI" w:eastAsia="Leelawadee UI" w:cs="Leelawadee UI"/>
+                <w:sz w:val="19"/>
+                <w:szCs w:val="19"/>
+              </w:rPr>
+              <w:t>ช่องหลักอีก 2 รอบ ให้ทั้งสองฝั่งมี 3 รอบเท่ากัน</w:t>
+            </w:r>
+          </w:p>
+        </w:tc>
+        <w:tc>
+          <w:tcPr>
+            <w:tcW w:type="dxa" w:w="1701"/>
+          </w:tcPr>
+          <w:p>
+            <w:pPr>
+              <w:spacing w:before="0" w:after="0" w:line="288" w:lineRule="auto"/>
+            </w:pPr>
+            <w:r>
+              <w:rPr>
+                <w:rFonts w:ascii="Leelawadee UI" w:hAnsi="Leelawadee UI" w:eastAsia="Leelawadee UI" w:cs="Leelawadee UI"/>
+                <w:sz w:val="19"/>
+                <w:szCs w:val="19"/>
+              </w:rPr>
+              <w:t>10 นาที</w:t>
+            </w:r>
+          </w:p>
+        </w:tc>
+      </w:tr>
+      <w:tr>
+        <w:trPr>
+          <w:cantSplit/>
+        </w:trPr>
+        <w:tc>
+          <w:tcPr>
+            <w:tcW w:type="dxa" w:w="1814"/>
+          </w:tcPr>
+          <w:p>
+            <w:pPr>
+              <w:spacing w:before="0" w:after="0" w:line="288" w:lineRule="auto"/>
+            </w:pPr>
+            <w:r>
+              <w:rPr>
+                <w:rFonts w:ascii="Leelawadee UI" w:hAnsi="Leelawadee UI" w:eastAsia="Leelawadee UI" w:cs="Leelawadee UI"/>
+                <w:b/>
+                <w:bCs/>
+                <w:color w:val="17171E"/>
+                <w:sz w:val="19"/>
+                <w:szCs w:val="19"/>
+              </w:rPr>
+              <w:t>5. เช็กตอบถูก</w:t>
+            </w:r>
+          </w:p>
+        </w:tc>
+        <w:tc>
+          <w:tcPr>
+            <w:tcW w:type="dxa" w:w="5896"/>
+          </w:tcPr>
+          <w:p>
+            <w:pPr>
+              <w:spacing w:before="0" w:after="0" w:line="288" w:lineRule="auto"/>
+            </w:pPr>
+            <w:r>
+              <w:rPr>
+                <w:rFonts w:ascii="Leelawadee UI" w:hAnsi="Leelawadee UI" w:eastAsia="Leelawadee UI" w:cs="Leelawadee UI"/>
+                <w:sz w:val="19"/>
+                <w:szCs w:val="19"/>
+              </w:rPr>
+              <w:t>นักเรียนตอบถูก AI ต้องบอกว่าถูก ตอบผิดต้องไม่บอกว่าถูก (ก่อนเทรน / รอบ 1 / รอบ 2)</w:t>
+            </w:r>
+          </w:p>
+        </w:tc>
+        <w:tc>
+          <w:tcPr>
+            <w:tcW w:type="dxa" w:w="1701"/>
+          </w:tcPr>
+          <w:p>
+            <w:pPr>
+              <w:spacing w:before="0" w:after="0" w:line="288" w:lineRule="auto"/>
+            </w:pPr>
+            <w:r>
+              <w:rPr>
+                <w:rFonts w:ascii="Leelawadee UI" w:hAnsi="Leelawadee UI" w:eastAsia="Leelawadee UI" w:cs="Leelawadee UI"/>
+                <w:sz w:val="19"/>
+                <w:szCs w:val="19"/>
+              </w:rPr>
+              <w:t>10 นาที</w:t>
+            </w:r>
+          </w:p>
+        </w:tc>
+      </w:tr>
+      <w:tr>
+        <w:trPr>
+          <w:cantSplit/>
+        </w:trPr>
+        <w:tc>
+          <w:tcPr>
+            <w:tcW w:type="dxa" w:w="1814"/>
+          </w:tcPr>
+          <w:p>
+            <w:pPr>
+              <w:spacing w:before="0" w:after="0" w:line="288" w:lineRule="auto"/>
+            </w:pPr>
+            <w:r>
+              <w:rPr>
+                <w:rFonts w:ascii="Leelawadee UI" w:hAnsi="Leelawadee UI" w:eastAsia="Leelawadee UI" w:cs="Leelawadee UI"/>
+                <w:b/>
+                <w:bCs/>
+                <w:color w:val="17171E"/>
+                <w:sz w:val="19"/>
+                <w:szCs w:val="19"/>
+              </w:rPr>
+              <w:t>6. เช็กอวตาร</w:t>
+            </w:r>
+          </w:p>
+        </w:tc>
+        <w:tc>
+          <w:tcPr>
+            <w:tcW w:type="dxa" w:w="5896"/>
+          </w:tcPr>
+          <w:p>
+            <w:pPr>
+              <w:spacing w:before="0" w:after="0" w:line="288" w:lineRule="auto"/>
+            </w:pPr>
+            <w:r>
+              <w:rPr>
+                <w:rFonts w:ascii="Leelawadee UI" w:hAnsi="Leelawadee UI" w:eastAsia="Leelawadee UI" w:cs="Leelawadee UI"/>
+                <w:sz w:val="19"/>
+                <w:szCs w:val="19"/>
+              </w:rPr>
+              <w:t>มิ้นท์ / พี่ภูมิ / เรน โดนตื๊อ 4 แบบแล้วต้องไม่เฉลย</w:t>
+            </w:r>
+          </w:p>
+        </w:tc>
+        <w:tc>
+          <w:tcPr>
+            <w:tcW w:type="dxa" w:w="1701"/>
+          </w:tcPr>
+          <w:p>
+            <w:pPr>
+              <w:spacing w:before="0" w:after="0" w:line="288" w:lineRule="auto"/>
+            </w:pPr>
+            <w:r>
+              <w:rPr>
+                <w:rFonts w:ascii="Leelawadee UI" w:hAnsi="Leelawadee UI" w:eastAsia="Leelawadee UI" w:cs="Leelawadee UI"/>
+                <w:sz w:val="19"/>
+                <w:szCs w:val="19"/>
+              </w:rPr>
+              <w:t>5 นาที</w:t>
+            </w:r>
+          </w:p>
+        </w:tc>
+      </w:tr>
+      <w:tr>
+        <w:trPr>
+          <w:cantSplit/>
+        </w:trPr>
+        <w:tc>
+          <w:tcPr>
+            <w:tcW w:type="dxa" w:w="1814"/>
+          </w:tcPr>
+          <w:p>
+            <w:pPr>
+              <w:spacing w:before="0" w:after="0" w:line="288" w:lineRule="auto"/>
+            </w:pPr>
+            <w:r>
+              <w:rPr>
+                <w:rFonts w:ascii="Leelawadee UI" w:hAnsi="Leelawadee UI" w:eastAsia="Leelawadee UI" w:cs="Leelawadee UI"/>
+                <w:b/>
+                <w:bCs/>
+                <w:color w:val="17171E"/>
+                <w:sz w:val="19"/>
+                <w:szCs w:val="19"/>
+              </w:rPr>
+              <w:t>7. ก๊อปลง USB</w:t>
+            </w:r>
+          </w:p>
+        </w:tc>
+        <w:tc>
+          <w:tcPr>
+            <w:tcW w:type="dxa" w:w="5896"/>
+          </w:tcPr>
+          <w:p>
+            <w:pPr>
+              <w:spacing w:before="0" w:after="0" w:line="288" w:lineRule="auto"/>
+            </w:pPr>
+            <w:r>
+              <w:rPr>
+                <w:rFonts w:ascii="Leelawadee UI" w:hAnsi="Leelawadee UI" w:eastAsia="Leelawadee UI" w:cs="Leelawadee UI"/>
+                <w:sz w:val="19"/>
+                <w:szCs w:val="19"/>
+              </w:rPr>
+              <w:t>runs/ กับ checkpoints/sft-v2 ไปที่ ai-tutor-faculty ในแฟลชไดรฟ์</w:t>
+            </w:r>
+          </w:p>
+        </w:tc>
+        <w:tc>
+          <w:tcPr>
+            <w:tcW w:type="dxa" w:w="1701"/>
+          </w:tcPr>
+          <w:p>
+            <w:pPr>
+              <w:spacing w:before="0" w:after="0" w:line="288" w:lineRule="auto"/>
+            </w:pPr>
+            <w:r>
+              <w:rPr>
+                <w:rFonts w:ascii="Leelawadee UI" w:hAnsi="Leelawadee UI" w:eastAsia="Leelawadee UI" w:cs="Leelawadee UI"/>
+                <w:sz w:val="19"/>
+                <w:szCs w:val="19"/>
+              </w:rPr>
+              <w:t>1 นาที</w:t>
+            </w:r>
+          </w:p>
+        </w:tc>
+      </w:tr>
+    </w:tbl>
+    <w:p>
+      <w:pPr>
+        <w:spacing w:before="0" w:after="160" w:line="240" w:lineRule="auto"/>
+      </w:pPr>
+      <w:r>
+        <w:rPr>
+          <w:sz w:val="4"/>
+          <w:szCs w:val="4"/>
+        </w:rPr>
+      </w:r>
+    </w:p>
+    <w:p>
+      <w:pPr>
+        <w:pStyle w:val="ListBullet"/>
+        <w:spacing w:before="0" w:after="60" w:line="312" w:lineRule="auto"/>
+      </w:pPr>
+      <w:r>
+        <w:rPr>
+          <w:rFonts w:ascii="Leelawadee UI" w:hAnsi="Leelawadee UI" w:eastAsia="Leelawadee UI" w:cs="Leelawadee UI"/>
+        </w:rPr>
+        <w:t xml:space="preserve">หลุดกลางทาง (ไฟดับ ปิดหน้าต่างพลาด) ให้รัน </w:t>
+      </w:r>
+      <w:r>
+        <w:rPr>
+          <w:rFonts w:ascii="Leelawadee UI" w:hAnsi="Leelawadee UI" w:eastAsia="Leelawadee UI" w:cs="Leelawadee UI"/>
+          <w:b/>
+          <w:bCs/>
+          <w:color w:val="17171E"/>
+        </w:rPr>
+        <w:t>คำสั่งเดิมซ้ำ</w:t>
+      </w:r>
+      <w:r>
+        <w:rPr>
+          <w:rFonts w:ascii="Leelawadee UI" w:hAnsi="Leelawadee UI" w:eastAsia="Leelawadee UI" w:cs="Leelawadee UI"/>
+        </w:rPr>
+        <w:t xml:space="preserve"> มันข้ามขั้นที่ทำเสร็จแล้วเอง</w:t>
+      </w:r>
+    </w:p>
+    <w:p>
+      <w:pPr>
+        <w:pStyle w:val="ListBullet"/>
+        <w:spacing w:before="0" w:after="60" w:line="312" w:lineRule="auto"/>
+      </w:pPr>
+      <w:r>
+        <w:rPr>
+          <w:rFonts w:ascii="Leelawadee UI" w:hAnsi="Leelawadee UI" w:eastAsia="Leelawadee UI" w:cs="Leelawadee UI"/>
+        </w:rPr>
+        <w:t xml:space="preserve">อยากรู้ว่าทำถึงไหนแล้ว: </w:t>
+      </w:r>
+      <w:r>
+        <w:rPr>
+          <w:rFonts w:ascii="Consolas" w:hAnsi="Consolas" w:eastAsia="Leelawadee UI" w:cs="Leelawadee UI"/>
+          <w:color w:val="A3185C"/>
+          <w:sz w:val="19"/>
+          <w:szCs w:val="19"/>
+        </w:rPr>
+        <w:t>python tools/faculty_run.py --plan</w:t>
+      </w:r>
+    </w:p>
+    <w:p>
+      <w:pPr>
+        <w:pStyle w:val="ListBullet"/>
+        <w:spacing w:before="0" w:after="60" w:line="312" w:lineRule="auto"/>
+      </w:pPr>
+      <w:r>
+        <w:rPr>
+          <w:rFonts w:ascii="Leelawadee UI" w:hAnsi="Leelawadee UI" w:eastAsia="Leelawadee UI" w:cs="Leelawadee UI"/>
+        </w:rPr>
+        <w:t xml:space="preserve">สรุปผลกับ log ทุกขั้นอยู่ใน </w:t>
+      </w:r>
+      <w:r>
+        <w:rPr>
+          <w:rFonts w:ascii="Consolas" w:hAnsi="Consolas" w:eastAsia="Leelawadee UI" w:cs="Leelawadee UI"/>
+          <w:color w:val="A3185C"/>
+          <w:sz w:val="19"/>
+          <w:szCs w:val="19"/>
+        </w:rPr>
+        <w:t>runs/_faculty/</w:t>
+      </w:r>
+      <w:r>
+        <w:rPr>
+          <w:rFonts w:ascii="Leelawadee UI" w:hAnsi="Leelawadee UI" w:eastAsia="Leelawadee UI" w:cs="Leelawadee UI"/>
+        </w:rPr>
+        <w:t xml:space="preserve"> ถ้ามีอะไรพังให้เปิดไฟล์ในนั้นดู</w:t>
+      </w:r>
+    </w:p>
+    <w:p>
+      <w:pPr>
+        <w:pStyle w:val="ListBullet"/>
+        <w:spacing w:before="0" w:after="60" w:line="312" w:lineRule="auto"/>
+      </w:pPr>
+      <w:r>
+        <w:rPr>
+          <w:rFonts w:ascii="Leelawadee UI" w:hAnsi="Leelawadee UI" w:eastAsia="Leelawadee UI" w:cs="Leelawadee UI"/>
+        </w:rPr>
+        <w:t xml:space="preserve">รอบ 3 (เทรนใหม่ด้วยข้อมูลที่ตัดข้อความแรกที่ขอดูวิธีทำ แล้ววัดทุกอย่างต่อ ราว 1 ชม. 40 นาที): </w:t>
+      </w:r>
+      <w:r>
+        <w:rPr>
+          <w:rFonts w:ascii="Consolas" w:hAnsi="Consolas" w:eastAsia="Leelawadee UI" w:cs="Leelawadee UI"/>
+          <w:color w:val="A3185C"/>
+          <w:sz w:val="19"/>
+          <w:szCs w:val="19"/>
+        </w:rPr>
+        <w:t>python tools/faculty_run.py --round 3 --train</w:t>
+      </w:r>
+    </w:p>
+    <w:p>
+      <w:pPr>
         <w:pStyle w:val="Heading1"/>
       </w:pPr>
       <w:r>

--- a/guides/faculty-machine-guide.docx
+++ b/guides/faculty-machine-guide.docx
@@ -3621,7 +3621,7 @@
                 <w:sz w:val="19"/>
                 <w:szCs w:val="19"/>
               </w:rPr>
-              <w:t>มิ้นท์ / พี่ภูมิ / เรน โดนตื๊อ 4 แบบแล้วต้องไม่เฉลย</w:t>
+              <w:t>มิ้นท์ / พี่ภูมิ / เรน โดนตื๊อ 4 แบบแล้วต้องไม่เฉลย ทั้งตัวก่อนเทรนและตัวที่เทรน (ไว้เลือกสมองของเดโม)</w:t>
             </w:r>
           </w:p>
         </w:tc>
@@ -3639,7 +3639,7 @@
                 <w:sz w:val="19"/>
                 <w:szCs w:val="19"/>
               </w:rPr>
-              <w:t>5 นาที</w:t>
+              <w:t>10 นาที</w:t>
             </w:r>
           </w:p>
         </w:tc>
